--- a/03_Atividades/Projeto-Eldoria-v2/Documentação/antigos/Eldoria_Etapas de criação.docx
+++ b/03_Atividades/Projeto-Eldoria-v2/Documentação/antigos/Eldoria_Etapas de criação.docx
@@ -240,33 +240,17 @@
           <w:lang w:val="pt-BR"/>
         </w:rPr>
       </w:pPr>
-      <w:proofErr w:type="spellStart"/>
       <w:r>
         <w:rPr>
           <w:lang w:val="pt-BR"/>
         </w:rPr>
-        <w:t>esta_</w:t>
+        <w:t>esta_vivo</w:t>
       </w:r>
-      <w:proofErr w:type="gramStart"/>
       <w:r>
         <w:rPr>
           <w:lang w:val="pt-BR"/>
         </w:rPr>
-        <w:t>vivo</w:t>
-      </w:r>
-      <w:proofErr w:type="spellEnd"/>
-      <w:r>
-        <w:rPr>
-          <w:lang w:val="pt-BR"/>
-        </w:rPr>
-        <w:t>(</w:t>
-      </w:r>
-      <w:proofErr w:type="gramEnd"/>
-      <w:r>
-        <w:rPr>
-          <w:lang w:val="pt-BR"/>
-        </w:rPr>
-        <w:t>)</w:t>
+        <w:t>()</w:t>
       </w:r>
     </w:p>
     <w:p>
@@ -279,33 +263,11 @@
           <w:lang w:val="pt-BR"/>
         </w:rPr>
       </w:pPr>
-      <w:proofErr w:type="spellStart"/>
       <w:r>
         <w:rPr>
           <w:lang w:val="pt-BR"/>
         </w:rPr>
-        <w:t>receber_</w:t>
-      </w:r>
-      <w:proofErr w:type="gramStart"/>
-      <w:r>
-        <w:rPr>
-          <w:lang w:val="pt-BR"/>
-        </w:rPr>
-        <w:t>dano</w:t>
-      </w:r>
-      <w:proofErr w:type="spellEnd"/>
-      <w:r>
-        <w:rPr>
-          <w:lang w:val="pt-BR"/>
-        </w:rPr>
-        <w:t>(</w:t>
-      </w:r>
-      <w:proofErr w:type="gramEnd"/>
-      <w:r>
-        <w:rPr>
-          <w:lang w:val="pt-BR"/>
-        </w:rPr>
-        <w:t>)</w:t>
+        <w:t>receber_dano()</w:t>
       </w:r>
     </w:p>
     <w:p>
@@ -318,19 +280,11 @@
           <w:lang w:val="pt-BR"/>
         </w:rPr>
       </w:pPr>
-      <w:proofErr w:type="gramStart"/>
       <w:r>
         <w:rPr>
           <w:lang w:val="pt-BR"/>
         </w:rPr>
-        <w:t>curar(</w:t>
-      </w:r>
-      <w:proofErr w:type="gramEnd"/>
-      <w:r>
-        <w:rPr>
-          <w:lang w:val="pt-BR"/>
-        </w:rPr>
-        <w:t>)</w:t>
+        <w:t>curar()</w:t>
       </w:r>
     </w:p>
     <w:p>
@@ -382,19 +336,11 @@
           <w:lang w:val="pt-BR"/>
         </w:rPr>
       </w:pPr>
-      <w:proofErr w:type="spellStart"/>
       <w:r>
         <w:rPr>
           <w:lang w:val="pt-BR"/>
         </w:rPr>
-        <w:t>vida_atual</w:t>
-      </w:r>
-      <w:proofErr w:type="spellEnd"/>
-      <w:r>
-        <w:rPr>
-          <w:lang w:val="pt-BR"/>
-        </w:rPr>
-        <w:t xml:space="preserve"> &gt;= 0</w:t>
+        <w:t>vida_atual &gt;= 0</w:t>
       </w:r>
     </w:p>
     <w:p>
@@ -407,28 +353,12 @@
           <w:lang w:val="pt-BR"/>
         </w:rPr>
       </w:pPr>
-      <w:proofErr w:type="spellStart"/>
       <w:r>
         <w:rPr>
           <w:lang w:val="pt-BR"/>
         </w:rPr>
-        <w:t>vida_atual</w:t>
+        <w:t>vida_atual &lt;= vida_maxima</w:t>
       </w:r>
-      <w:proofErr w:type="spellEnd"/>
-      <w:r>
-        <w:rPr>
-          <w:lang w:val="pt-BR"/>
-        </w:rPr>
-        <w:t xml:space="preserve"> &lt;= </w:t>
-      </w:r>
-      <w:proofErr w:type="spellStart"/>
-      <w:r>
-        <w:rPr>
-          <w:lang w:val="pt-BR"/>
-        </w:rPr>
-        <w:t>vida_maxima</w:t>
-      </w:r>
-      <w:proofErr w:type="spellEnd"/>
     </w:p>
     <w:p>
       <w:pPr>
@@ -440,19 +370,11 @@
           <w:lang w:val="pt-BR"/>
         </w:rPr>
       </w:pPr>
-      <w:proofErr w:type="spellStart"/>
       <w:r>
         <w:rPr>
           <w:lang w:val="pt-BR"/>
         </w:rPr>
-        <w:t>vida_maxima</w:t>
-      </w:r>
-      <w:proofErr w:type="spellEnd"/>
-      <w:r>
-        <w:rPr>
-          <w:lang w:val="pt-BR"/>
-        </w:rPr>
-        <w:t xml:space="preserve"> &gt; 0</w:t>
+        <w:t>vida_maxima &gt; 0</w:t>
       </w:r>
     </w:p>
     <w:p>
@@ -646,21 +568,7 @@
         <w:rPr>
           <w:lang w:val="pt-BR"/>
         </w:rPr>
-        <w:t xml:space="preserve">Inicialmente tipo lista </w:t>
-      </w:r>
-      <w:proofErr w:type="gramStart"/>
-      <w:r>
-        <w:rPr>
-          <w:lang w:val="pt-BR"/>
-        </w:rPr>
-        <w:t>=[</w:t>
-      </w:r>
-      <w:proofErr w:type="gramEnd"/>
-      <w:r>
-        <w:rPr>
-          <w:lang w:val="pt-BR"/>
-        </w:rPr>
-        <w:t>]</w:t>
+        <w:t>Inicialmente tipo lista =[]</w:t>
       </w:r>
     </w:p>
     <w:p>
@@ -694,33 +602,11 @@
           <w:lang w:val="pt-BR"/>
         </w:rPr>
       </w:pPr>
-      <w:proofErr w:type="spellStart"/>
       <w:r>
         <w:rPr>
           <w:lang w:val="pt-BR"/>
         </w:rPr>
-        <w:t>ganhar_</w:t>
-      </w:r>
-      <w:proofErr w:type="gramStart"/>
-      <w:r>
-        <w:rPr>
-          <w:lang w:val="pt-BR"/>
-        </w:rPr>
-        <w:t>experiencia</w:t>
-      </w:r>
-      <w:proofErr w:type="spellEnd"/>
-      <w:r>
-        <w:rPr>
-          <w:lang w:val="pt-BR"/>
-        </w:rPr>
-        <w:t>(</w:t>
-      </w:r>
-      <w:proofErr w:type="gramEnd"/>
-      <w:r>
-        <w:rPr>
-          <w:lang w:val="pt-BR"/>
-        </w:rPr>
-        <w:t>)</w:t>
+        <w:t>ganhar_experiencia()</w:t>
       </w:r>
     </w:p>
     <w:p>
@@ -733,33 +619,11 @@
           <w:lang w:val="pt-BR"/>
         </w:rPr>
       </w:pPr>
-      <w:proofErr w:type="spellStart"/>
       <w:r>
         <w:rPr>
           <w:lang w:val="pt-BR"/>
         </w:rPr>
-        <w:t>verificar_level_</w:t>
-      </w:r>
-      <w:proofErr w:type="gramStart"/>
-      <w:r>
-        <w:rPr>
-          <w:lang w:val="pt-BR"/>
-        </w:rPr>
-        <w:t>up</w:t>
-      </w:r>
-      <w:proofErr w:type="spellEnd"/>
-      <w:r>
-        <w:rPr>
-          <w:lang w:val="pt-BR"/>
-        </w:rPr>
-        <w:t>(</w:t>
-      </w:r>
-      <w:proofErr w:type="gramEnd"/>
-      <w:r>
-        <w:rPr>
-          <w:lang w:val="pt-BR"/>
-        </w:rPr>
-        <w:t>)</w:t>
+        <w:t>verificar_level_up()</w:t>
       </w:r>
     </w:p>
     <w:p>
@@ -772,33 +636,11 @@
           <w:lang w:val="pt-BR"/>
         </w:rPr>
       </w:pPr>
-      <w:proofErr w:type="spellStart"/>
       <w:r>
         <w:rPr>
           <w:lang w:val="pt-BR"/>
         </w:rPr>
-        <w:t>adicionar_</w:t>
-      </w:r>
-      <w:proofErr w:type="gramStart"/>
-      <w:r>
-        <w:rPr>
-          <w:lang w:val="pt-BR"/>
-        </w:rPr>
-        <w:t>item</w:t>
-      </w:r>
-      <w:proofErr w:type="spellEnd"/>
-      <w:r>
-        <w:rPr>
-          <w:lang w:val="pt-BR"/>
-        </w:rPr>
-        <w:t>(</w:t>
-      </w:r>
-      <w:proofErr w:type="gramEnd"/>
-      <w:r>
-        <w:rPr>
-          <w:lang w:val="pt-BR"/>
-        </w:rPr>
-        <w:t>)</w:t>
+        <w:t>adicionar_item()</w:t>
       </w:r>
     </w:p>
     <w:p>
@@ -811,33 +653,11 @@
           <w:lang w:val="pt-BR"/>
         </w:rPr>
       </w:pPr>
-      <w:proofErr w:type="spellStart"/>
       <w:r>
         <w:rPr>
           <w:lang w:val="pt-BR"/>
         </w:rPr>
-        <w:t>remover_</w:t>
-      </w:r>
-      <w:proofErr w:type="gramStart"/>
-      <w:r>
-        <w:rPr>
-          <w:lang w:val="pt-BR"/>
-        </w:rPr>
-        <w:t>item</w:t>
-      </w:r>
-      <w:proofErr w:type="spellEnd"/>
-      <w:r>
-        <w:rPr>
-          <w:lang w:val="pt-BR"/>
-        </w:rPr>
-        <w:t>(</w:t>
-      </w:r>
-      <w:proofErr w:type="gramEnd"/>
-      <w:r>
-        <w:rPr>
-          <w:lang w:val="pt-BR"/>
-        </w:rPr>
-        <w:t>)</w:t>
+        <w:t>remover_item()</w:t>
       </w:r>
     </w:p>
     <w:p>
@@ -1164,27 +984,11 @@
           <w:lang w:val="pt-BR"/>
         </w:rPr>
       </w:pPr>
-      <w:proofErr w:type="spellStart"/>
-      <w:proofErr w:type="gramStart"/>
       <w:r>
         <w:rPr>
           <w:lang w:val="pt-BR"/>
         </w:rPr>
-        <w:t>max</w:t>
-      </w:r>
-      <w:proofErr w:type="spellEnd"/>
-      <w:r>
-        <w:rPr>
-          <w:lang w:val="pt-BR"/>
-        </w:rPr>
-        <w:t>(</w:t>
-      </w:r>
-      <w:proofErr w:type="gramEnd"/>
-      <w:r>
-        <w:rPr>
-          <w:lang w:val="pt-BR"/>
-        </w:rPr>
-        <w:t>1, Ataque + d6 − Defesa)</w:t>
+        <w:t>max(1, Ataque + d6 − Defesa)</w:t>
       </w:r>
     </w:p>
     <w:p>
@@ -1324,16 +1128,8 @@
         <w:rPr>
           <w:lang w:val="pt-BR"/>
         </w:rPr>
-        <w:t xml:space="preserve">Classe </w:t>
+        <w:t>Classe Raca</w:t>
       </w:r>
-      <w:proofErr w:type="spellStart"/>
-      <w:r>
-        <w:rPr>
-          <w:lang w:val="pt-BR"/>
-        </w:rPr>
-        <w:t>Raca</w:t>
-      </w:r>
-      <w:proofErr w:type="spellEnd"/>
     </w:p>
     <w:p>
       <w:pPr>
@@ -1350,16 +1146,8 @@
         <w:rPr>
           <w:lang w:val="pt-BR"/>
         </w:rPr>
-        <w:t xml:space="preserve">Classe </w:t>
+        <w:t>Classe Vocacao</w:t>
       </w:r>
-      <w:proofErr w:type="spellStart"/>
-      <w:r>
-        <w:rPr>
-          <w:lang w:val="pt-BR"/>
-        </w:rPr>
-        <w:t>Vocacao</w:t>
-      </w:r>
-      <w:proofErr w:type="spellEnd"/>
     </w:p>
     <w:p>
       <w:pPr>
@@ -1872,25 +1660,149 @@
     </w:p>
     <w:p>
       <w:r>
+        <w:rPr>
+          <w:highlight w:val="green"/>
+        </w:rPr>
         <w:t>├── entities/</w:t>
+      </w:r>
+      <w:r>
+        <w:t xml:space="preserve"> </w:t>
       </w:r>
     </w:p>
     <w:p>
       <w:r>
+        <w:rPr>
+          <w:highlight w:val="green"/>
+        </w:rPr>
         <w:t>│   ├── entidade.py</w:t>
       </w:r>
     </w:p>
     <w:p>
       <w:r>
+        <w:rPr>
+          <w:highlight w:val="green"/>
+        </w:rPr>
         <w:t>│   ├── jogador.py</w:t>
       </w:r>
     </w:p>
     <w:p>
       <w:r>
+        <w:rPr>
+          <w:highlight w:val="green"/>
+        </w:rPr>
         <w:t>│   └── inimigo.py</w:t>
       </w:r>
     </w:p>
     <w:p>
+      <w:r>
+        <w:t>│</w:t>
+      </w:r>
+    </w:p>
+    <w:p>
+      <w:r>
+        <w:rPr>
+          <w:highlight w:val="green"/>
+        </w:rPr>
+        <w:t xml:space="preserve">├── </w:t>
+      </w:r>
+      <w:r>
+        <w:rPr>
+          <w:highlight w:val="green"/>
+        </w:rPr>
+        <w:t>vocacoes</w:t>
+      </w:r>
+      <w:r>
+        <w:rPr>
+          <w:highlight w:val="green"/>
+        </w:rPr>
+        <w:t>/</w:t>
+      </w:r>
+      <w:r>
+        <w:t xml:space="preserve"> </w:t>
+      </w:r>
+    </w:p>
+    <w:p>
+      <w:r>
+        <w:rPr>
+          <w:highlight w:val="green"/>
+        </w:rPr>
+        <w:t xml:space="preserve">│   └── </w:t>
+      </w:r>
+      <w:r>
+        <w:rPr>
+          <w:highlight w:val="green"/>
+        </w:rPr>
+        <w:t>vocacao</w:t>
+      </w:r>
+      <w:r>
+        <w:rPr>
+          <w:highlight w:val="green"/>
+        </w:rPr>
+        <w:t>.py</w:t>
+      </w:r>
+    </w:p>
+    <w:p>
+      <w:pPr>
+        <w:rPr>
+          <w:highlight w:val="green"/>
+        </w:rPr>
+      </w:pPr>
+      <w:r>
+        <w:rPr>
+          <w:highlight w:val="green"/>
+        </w:rPr>
+        <w:t>│</w:t>
+      </w:r>
+    </w:p>
+    <w:p>
+      <w:r>
+        <w:rPr>
+          <w:highlight w:val="green"/>
+        </w:rPr>
+        <w:t xml:space="preserve">├── </w:t>
+      </w:r>
+      <w:r>
+        <w:rPr>
+          <w:highlight w:val="green"/>
+        </w:rPr>
+        <w:t>classes</w:t>
+      </w:r>
+      <w:r>
+        <w:rPr>
+          <w:highlight w:val="green"/>
+        </w:rPr>
+        <w:t>/</w:t>
+      </w:r>
+      <w:r>
+        <w:t xml:space="preserve"> </w:t>
+      </w:r>
+    </w:p>
+    <w:p>
+      <w:r>
+        <w:rPr>
+          <w:highlight w:val="green"/>
+        </w:rPr>
+        <w:t xml:space="preserve">│   └── </w:t>
+      </w:r>
+      <w:r>
+        <w:rPr>
+          <w:highlight w:val="green"/>
+        </w:rPr>
+        <w:t>classes</w:t>
+      </w:r>
+      <w:r>
+        <w:rPr>
+          <w:highlight w:val="green"/>
+        </w:rPr>
+        <w:t>.py</w:t>
+      </w:r>
+    </w:p>
+    <w:p>
+      <w:pPr>
+        <w:rPr>
+          <w:u w:val="single"/>
+        </w:rPr>
+      </w:pPr>
       <w:r>
         <w:t>│</w:t>
       </w:r>
@@ -1902,16 +1814,25 @@
     </w:p>
     <w:p>
       <w:r>
+        <w:rPr>
+          <w:highlight w:val="green"/>
+        </w:rPr>
         <w:t>│   ├── dados.py</w:t>
       </w:r>
     </w:p>
     <w:p>
       <w:r>
+        <w:rPr>
+          <w:highlight w:val="yellow"/>
+        </w:rPr>
         <w:t>│   ├── combate.py</w:t>
       </w:r>
     </w:p>
     <w:p>
       <w:r>
+        <w:rPr>
+          <w:highlight w:val="yellow"/>
+        </w:rPr>
         <w:t>│   └── progressao.py</w:t>
       </w:r>
     </w:p>
@@ -1927,16 +1848,25 @@
     </w:p>
     <w:p>
       <w:r>
+        <w:rPr>
+          <w:highlight w:val="green"/>
+        </w:rPr>
         <w:t>│   ├── desafio_base.py</w:t>
       </w:r>
     </w:p>
     <w:p>
       <w:r>
+        <w:rPr>
+          <w:highlight w:val="yellow"/>
+        </w:rPr>
         <w:t>│   ├── desafio_combate.py</w:t>
       </w:r>
     </w:p>
     <w:p>
       <w:r>
+        <w:rPr>
+          <w:highlight w:val="green"/>
+        </w:rPr>
         <w:t>│   └── desafio_recurso.py</w:t>
       </w:r>
     </w:p>
@@ -1952,6 +1882,9 @@
     </w:p>
     <w:p>
       <w:r>
+        <w:rPr>
+          <w:highlight w:val="yellow"/>
+        </w:rPr>
         <w:t>│   └── bioma.py</w:t>
       </w:r>
     </w:p>
@@ -1972,6 +1905,273 @@
           <w:lang w:val="pt-PT" w:eastAsia="en-US" w:bidi="ar-SA"/>
         </w:rPr>
       </w:pPr>
+    </w:p>
+    <w:p>
+      <w:pPr>
+        <w:pStyle w:val="Textbody"/>
+        <w:rPr>
+          <w:lang w:val="pt-PT" w:eastAsia="en-US" w:bidi="ar-SA"/>
+        </w:rPr>
+      </w:pPr>
+    </w:p>
+    <w:p>
+      <w:pPr>
+        <w:pStyle w:val="Textbody"/>
+        <w:rPr>
+          <w:lang w:val="pt-PT" w:eastAsia="en-US" w:bidi="ar-SA"/>
+        </w:rPr>
+      </w:pPr>
+    </w:p>
+    <w:p>
+      <w:pPr>
+        <w:pStyle w:val="Textbody"/>
+        <w:rPr>
+          <w:lang w:val="pt-PT" w:eastAsia="en-US" w:bidi="ar-SA"/>
+        </w:rPr>
+      </w:pPr>
+    </w:p>
+    <w:p>
+      <w:pPr>
+        <w:pStyle w:val="Textbody"/>
+        <w:rPr>
+          <w:u w:val="single"/>
+          <w:lang w:val="pt-PT" w:eastAsia="en-US" w:bidi="ar-SA"/>
+        </w:rPr>
+      </w:pPr>
+      <w:r>
+        <w:rPr>
+          <w:lang w:val="pt-PT" w:eastAsia="en-US" w:bidi="ar-SA"/>
+        </w:rPr>
+        <w:lastRenderedPageBreak/>
+        <w:t>Etapas de Criação dos arquivos</w:t>
+      </w:r>
+    </w:p>
+    <w:p>
+      <w:pPr>
+        <w:widowControl/>
+        <w:numPr>
+          <w:ilvl w:val="0"/>
+          <w:numId w:val="131"/>
+        </w:numPr>
+        <w:autoSpaceDE/>
+        <w:autoSpaceDN/>
+        <w:spacing w:after="160" w:line="278" w:lineRule="auto"/>
+        <w:jc w:val="left"/>
+      </w:pPr>
+      <w:r>
+        <w:rPr>
+          <w:b/>
+          <w:bCs/>
+        </w:rPr>
+        <w:t>sistema/dados.py</w:t>
+      </w:r>
+      <w:r>
+        <w:t> - Primeiro porque é simples e outros módulos vão precisar</w:t>
+      </w:r>
+    </w:p>
+    <w:p>
+      <w:pPr>
+        <w:widowControl/>
+        <w:numPr>
+          <w:ilvl w:val="0"/>
+          <w:numId w:val="131"/>
+        </w:numPr>
+        <w:autoSpaceDE/>
+        <w:autoSpaceDN/>
+        <w:spacing w:after="160" w:line="278" w:lineRule="auto"/>
+        <w:jc w:val="left"/>
+      </w:pPr>
+      <w:r>
+        <w:rPr>
+          <w:b/>
+          <w:bCs/>
+        </w:rPr>
+        <w:t>entities/entidade.py</w:t>
+      </w:r>
+      <w:r>
+        <w:t> - A base de tudo</w:t>
+      </w:r>
+    </w:p>
+    <w:p>
+      <w:pPr>
+        <w:widowControl/>
+        <w:numPr>
+          <w:ilvl w:val="0"/>
+          <w:numId w:val="131"/>
+        </w:numPr>
+        <w:autoSpaceDE/>
+        <w:autoSpaceDN/>
+        <w:spacing w:after="160" w:line="278" w:lineRule="auto"/>
+        <w:jc w:val="left"/>
+      </w:pPr>
+      <w:r>
+        <w:rPr>
+          <w:b/>
+          <w:bCs/>
+        </w:rPr>
+        <w:t>entities/jogador.py</w:t>
+      </w:r>
+      <w:r>
+        <w:t> e </w:t>
+      </w:r>
+      <w:r>
+        <w:rPr>
+          <w:b/>
+          <w:bCs/>
+        </w:rPr>
+        <w:t>entities/inimigo.py</w:t>
+      </w:r>
+      <w:r>
+        <w:t> - Herdam de entidade</w:t>
+      </w:r>
+    </w:p>
+    <w:p>
+      <w:pPr>
+        <w:widowControl/>
+        <w:numPr>
+          <w:ilvl w:val="0"/>
+          <w:numId w:val="131"/>
+        </w:numPr>
+        <w:autoSpaceDE/>
+        <w:autoSpaceDN/>
+        <w:spacing w:after="160" w:line="278" w:lineRule="auto"/>
+        <w:jc w:val="left"/>
+      </w:pPr>
+      <w:r>
+        <w:rPr>
+          <w:b/>
+          <w:bCs/>
+        </w:rPr>
+        <w:t>vocacoes/vocacao.py</w:t>
+      </w:r>
+      <w:r>
+        <w:t> e </w:t>
+      </w:r>
+      <w:r>
+        <w:rPr>
+          <w:b/>
+          <w:bCs/>
+        </w:rPr>
+        <w:t>classes/classes.py</w:t>
+      </w:r>
+      <w:r>
+        <w:t> - Para definir raças e vocações</w:t>
+      </w:r>
+    </w:p>
+    <w:p>
+      <w:pPr>
+        <w:widowControl/>
+        <w:numPr>
+          <w:ilvl w:val="0"/>
+          <w:numId w:val="131"/>
+        </w:numPr>
+        <w:autoSpaceDE/>
+        <w:autoSpaceDN/>
+        <w:spacing w:after="160" w:line="278" w:lineRule="auto"/>
+        <w:jc w:val="left"/>
+      </w:pPr>
+      <w:r>
+        <w:rPr>
+          <w:b/>
+          <w:bCs/>
+        </w:rPr>
+        <w:t>sistema/progressao.py</w:t>
+      </w:r>
+      <w:r>
+        <w:t> - Sistema de nível e XP</w:t>
+      </w:r>
+    </w:p>
+    <w:p>
+      <w:pPr>
+        <w:widowControl/>
+        <w:numPr>
+          <w:ilvl w:val="0"/>
+          <w:numId w:val="131"/>
+        </w:numPr>
+        <w:autoSpaceDE/>
+        <w:autoSpaceDN/>
+        <w:spacing w:after="160" w:line="278" w:lineRule="auto"/>
+        <w:jc w:val="left"/>
+      </w:pPr>
+      <w:r>
+        <w:rPr>
+          <w:b/>
+          <w:bCs/>
+        </w:rPr>
+        <w:t>sistema/combate.py</w:t>
+      </w:r>
+      <w:r>
+        <w:t> - Lógica de combate</w:t>
+      </w:r>
+    </w:p>
+    <w:p>
+      <w:pPr>
+        <w:widowControl/>
+        <w:numPr>
+          <w:ilvl w:val="0"/>
+          <w:numId w:val="131"/>
+        </w:numPr>
+        <w:autoSpaceDE/>
+        <w:autoSpaceDN/>
+        <w:spacing w:after="160" w:line="278" w:lineRule="auto"/>
+        <w:jc w:val="left"/>
+      </w:pPr>
+      <w:r>
+        <w:rPr>
+          <w:b/>
+          <w:bCs/>
+        </w:rPr>
+        <w:t>desafios/desafio_base.py</w:t>
+      </w:r>
+      <w:r>
+        <w:t> e suas implementações</w:t>
+      </w:r>
+    </w:p>
+    <w:p>
+      <w:pPr>
+        <w:widowControl/>
+        <w:numPr>
+          <w:ilvl w:val="0"/>
+          <w:numId w:val="131"/>
+        </w:numPr>
+        <w:autoSpaceDE/>
+        <w:autoSpaceDN/>
+        <w:spacing w:after="160" w:line="278" w:lineRule="auto"/>
+        <w:jc w:val="left"/>
+      </w:pPr>
+      <w:r>
+        <w:rPr>
+          <w:b/>
+          <w:bCs/>
+        </w:rPr>
+        <w:t>mundo/bioma.py</w:t>
+      </w:r>
+      <w:r>
+        <w:t> - Geração de áreas</w:t>
+      </w:r>
+    </w:p>
+    <w:p>
+      <w:pPr>
+        <w:widowControl/>
+        <w:numPr>
+          <w:ilvl w:val="0"/>
+          <w:numId w:val="131"/>
+        </w:numPr>
+        <w:autoSpaceDE/>
+        <w:autoSpaceDN/>
+        <w:spacing w:after="160" w:line="278" w:lineRule="auto"/>
+        <w:jc w:val="left"/>
+      </w:pPr>
+      <w:r>
+        <w:rPr>
+          <w:b/>
+          <w:bCs/>
+        </w:rPr>
+        <w:t>main.py</w:t>
+      </w:r>
+      <w:r>
+        <w:t> - O coração do jogo</w:t>
+      </w:r>
     </w:p>
     <w:p>
       <w:pPr>
@@ -2693,6 +2893,119 @@
     </w:lvl>
   </w:abstractNum>
   <w:abstractNum w:abstractNumId="5" w15:restartNumberingAfterBreak="0">
+    <w:nsid w:val="0450330A"/>
+    <w:multiLevelType w:val="multilevel"/>
+    <w:tmpl w:val="898058EC"/>
+    <w:lvl w:ilvl="0">
+      <w:start w:val="1"/>
+      <w:numFmt w:val="decimal"/>
+      <w:lvlText w:val="%1."/>
+      <w:lvlJc w:val="left"/>
+      <w:pPr>
+        <w:tabs>
+          <w:tab w:val="num" w:pos="720"/>
+        </w:tabs>
+        <w:ind w:left="720" w:hanging="360"/>
+      </w:pPr>
+    </w:lvl>
+    <w:lvl w:ilvl="1" w:tentative="1">
+      <w:start w:val="1"/>
+      <w:numFmt w:val="decimal"/>
+      <w:lvlText w:val="%2."/>
+      <w:lvlJc w:val="left"/>
+      <w:pPr>
+        <w:tabs>
+          <w:tab w:val="num" w:pos="1440"/>
+        </w:tabs>
+        <w:ind w:left="1440" w:hanging="360"/>
+      </w:pPr>
+    </w:lvl>
+    <w:lvl w:ilvl="2" w:tentative="1">
+      <w:start w:val="1"/>
+      <w:numFmt w:val="decimal"/>
+      <w:lvlText w:val="%3."/>
+      <w:lvlJc w:val="left"/>
+      <w:pPr>
+        <w:tabs>
+          <w:tab w:val="num" w:pos="2160"/>
+        </w:tabs>
+        <w:ind w:left="2160" w:hanging="360"/>
+      </w:pPr>
+    </w:lvl>
+    <w:lvl w:ilvl="3" w:tentative="1">
+      <w:start w:val="1"/>
+      <w:numFmt w:val="decimal"/>
+      <w:lvlText w:val="%4."/>
+      <w:lvlJc w:val="left"/>
+      <w:pPr>
+        <w:tabs>
+          <w:tab w:val="num" w:pos="2880"/>
+        </w:tabs>
+        <w:ind w:left="2880" w:hanging="360"/>
+      </w:pPr>
+    </w:lvl>
+    <w:lvl w:ilvl="4" w:tentative="1">
+      <w:start w:val="1"/>
+      <w:numFmt w:val="decimal"/>
+      <w:lvlText w:val="%5."/>
+      <w:lvlJc w:val="left"/>
+      <w:pPr>
+        <w:tabs>
+          <w:tab w:val="num" w:pos="3600"/>
+        </w:tabs>
+        <w:ind w:left="3600" w:hanging="360"/>
+      </w:pPr>
+    </w:lvl>
+    <w:lvl w:ilvl="5" w:tentative="1">
+      <w:start w:val="1"/>
+      <w:numFmt w:val="decimal"/>
+      <w:lvlText w:val="%6."/>
+      <w:lvlJc w:val="left"/>
+      <w:pPr>
+        <w:tabs>
+          <w:tab w:val="num" w:pos="4320"/>
+        </w:tabs>
+        <w:ind w:left="4320" w:hanging="360"/>
+      </w:pPr>
+    </w:lvl>
+    <w:lvl w:ilvl="6" w:tentative="1">
+      <w:start w:val="1"/>
+      <w:numFmt w:val="decimal"/>
+      <w:lvlText w:val="%7."/>
+      <w:lvlJc w:val="left"/>
+      <w:pPr>
+        <w:tabs>
+          <w:tab w:val="num" w:pos="5040"/>
+        </w:tabs>
+        <w:ind w:left="5040" w:hanging="360"/>
+      </w:pPr>
+    </w:lvl>
+    <w:lvl w:ilvl="7" w:tentative="1">
+      <w:start w:val="1"/>
+      <w:numFmt w:val="decimal"/>
+      <w:lvlText w:val="%8."/>
+      <w:lvlJc w:val="left"/>
+      <w:pPr>
+        <w:tabs>
+          <w:tab w:val="num" w:pos="5760"/>
+        </w:tabs>
+        <w:ind w:left="5760" w:hanging="360"/>
+      </w:pPr>
+    </w:lvl>
+    <w:lvl w:ilvl="8" w:tentative="1">
+      <w:start w:val="1"/>
+      <w:numFmt w:val="decimal"/>
+      <w:lvlText w:val="%9."/>
+      <w:lvlJc w:val="left"/>
+      <w:pPr>
+        <w:tabs>
+          <w:tab w:val="num" w:pos="6480"/>
+        </w:tabs>
+        <w:ind w:left="6480" w:hanging="360"/>
+      </w:pPr>
+    </w:lvl>
+  </w:abstractNum>
+  <w:abstractNum w:abstractNumId="6" w15:restartNumberingAfterBreak="0">
     <w:nsid w:val="04E26F26"/>
     <w:multiLevelType w:val="multilevel"/>
     <w:tmpl w:val="90F24110"/>
@@ -2841,7 +3154,7 @@
       </w:rPr>
     </w:lvl>
   </w:abstractNum>
-  <w:abstractNum w:abstractNumId="6" w15:restartNumberingAfterBreak="0">
+  <w:abstractNum w:abstractNumId="7" w15:restartNumberingAfterBreak="0">
     <w:nsid w:val="06936DB9"/>
     <w:multiLevelType w:val="multilevel"/>
     <w:tmpl w:val="550AE16C"/>
@@ -2990,7 +3303,7 @@
       </w:rPr>
     </w:lvl>
   </w:abstractNum>
-  <w:abstractNum w:abstractNumId="7" w15:restartNumberingAfterBreak="0">
+  <w:abstractNum w:abstractNumId="8" w15:restartNumberingAfterBreak="0">
     <w:nsid w:val="06D423B3"/>
     <w:multiLevelType w:val="multilevel"/>
     <w:tmpl w:val="ABE4DA18"/>
@@ -3001,7 +3314,7 @@
       <w:lvlText w:val="%1."/>
       <w:lvlJc w:val="left"/>
       <w:pPr>
-        <w:ind w:left="360" w:hanging="360"/>
+        <w:ind w:left="786" w:hanging="360"/>
       </w:pPr>
     </w:lvl>
     <w:lvl w:ilvl="1">
@@ -3078,7 +3391,7 @@
       </w:pPr>
     </w:lvl>
   </w:abstractNum>
-  <w:abstractNum w:abstractNumId="8" w15:restartNumberingAfterBreak="0">
+  <w:abstractNum w:abstractNumId="9" w15:restartNumberingAfterBreak="0">
     <w:nsid w:val="08F95DC3"/>
     <w:multiLevelType w:val="multilevel"/>
     <w:tmpl w:val="A4E2223E"/>
@@ -3199,7 +3512,7 @@
       </w:pPr>
     </w:lvl>
   </w:abstractNum>
-  <w:abstractNum w:abstractNumId="9" w15:restartNumberingAfterBreak="0">
+  <w:abstractNum w:abstractNumId="10" w15:restartNumberingAfterBreak="0">
     <w:nsid w:val="096A503F"/>
     <w:multiLevelType w:val="multilevel"/>
     <w:tmpl w:val="7CCACE70"/>
@@ -3348,7 +3661,7 @@
       </w:rPr>
     </w:lvl>
   </w:abstractNum>
-  <w:abstractNum w:abstractNumId="10" w15:restartNumberingAfterBreak="0">
+  <w:abstractNum w:abstractNumId="11" w15:restartNumberingAfterBreak="0">
     <w:nsid w:val="0A1D3994"/>
     <w:multiLevelType w:val="multilevel"/>
     <w:tmpl w:val="4EBE38B4"/>
@@ -3497,7 +3810,7 @@
       </w:rPr>
     </w:lvl>
   </w:abstractNum>
-  <w:abstractNum w:abstractNumId="11" w15:restartNumberingAfterBreak="0">
+  <w:abstractNum w:abstractNumId="12" w15:restartNumberingAfterBreak="0">
     <w:nsid w:val="0A3261B0"/>
     <w:multiLevelType w:val="hybridMultilevel"/>
     <w:tmpl w:val="C43CBFF6"/>
@@ -3628,7 +3941,7 @@
       </w:rPr>
     </w:lvl>
   </w:abstractNum>
-  <w:abstractNum w:abstractNumId="12" w15:restartNumberingAfterBreak="0">
+  <w:abstractNum w:abstractNumId="13" w15:restartNumberingAfterBreak="0">
     <w:nsid w:val="0B0D3514"/>
     <w:multiLevelType w:val="hybridMultilevel"/>
     <w:tmpl w:val="C5E2190C"/>
@@ -3742,7 +4055,7 @@
       </w:rPr>
     </w:lvl>
   </w:abstractNum>
-  <w:abstractNum w:abstractNumId="13" w15:restartNumberingAfterBreak="0">
+  <w:abstractNum w:abstractNumId="14" w15:restartNumberingAfterBreak="0">
     <w:nsid w:val="0BB375A1"/>
     <w:multiLevelType w:val="multilevel"/>
     <w:tmpl w:val="EE70E950"/>
@@ -3891,7 +4204,7 @@
       </w:rPr>
     </w:lvl>
   </w:abstractNum>
-  <w:abstractNum w:abstractNumId="14" w15:restartNumberingAfterBreak="0">
+  <w:abstractNum w:abstractNumId="15" w15:restartNumberingAfterBreak="0">
     <w:nsid w:val="0C8C0C44"/>
     <w:multiLevelType w:val="multilevel"/>
     <w:tmpl w:val="9DD09F48"/>
@@ -4008,7 +4321,7 @@
       </w:pPr>
     </w:lvl>
   </w:abstractNum>
-  <w:abstractNum w:abstractNumId="15" w15:restartNumberingAfterBreak="0">
+  <w:abstractNum w:abstractNumId="16" w15:restartNumberingAfterBreak="0">
     <w:nsid w:val="0E853BAE"/>
     <w:multiLevelType w:val="multilevel"/>
     <w:tmpl w:val="9E86051C"/>
@@ -4157,7 +4470,7 @@
       </w:rPr>
     </w:lvl>
   </w:abstractNum>
-  <w:abstractNum w:abstractNumId="16" w15:restartNumberingAfterBreak="0">
+  <w:abstractNum w:abstractNumId="17" w15:restartNumberingAfterBreak="0">
     <w:nsid w:val="0F5F5B50"/>
     <w:multiLevelType w:val="multilevel"/>
     <w:tmpl w:val="C10C8606"/>
@@ -4270,7 +4583,7 @@
       </w:pPr>
     </w:lvl>
   </w:abstractNum>
-  <w:abstractNum w:abstractNumId="17" w15:restartNumberingAfterBreak="0">
+  <w:abstractNum w:abstractNumId="18" w15:restartNumberingAfterBreak="0">
     <w:nsid w:val="0FAC6738"/>
     <w:multiLevelType w:val="multilevel"/>
     <w:tmpl w:val="214CE00E"/>
@@ -4419,7 +4732,7 @@
       </w:rPr>
     </w:lvl>
   </w:abstractNum>
-  <w:abstractNum w:abstractNumId="18" w15:restartNumberingAfterBreak="0">
+  <w:abstractNum w:abstractNumId="19" w15:restartNumberingAfterBreak="0">
     <w:nsid w:val="118A1C62"/>
     <w:multiLevelType w:val="multilevel"/>
     <w:tmpl w:val="0822667C"/>
@@ -4568,7 +4881,7 @@
       </w:rPr>
     </w:lvl>
   </w:abstractNum>
-  <w:abstractNum w:abstractNumId="19" w15:restartNumberingAfterBreak="0">
+  <w:abstractNum w:abstractNumId="20" w15:restartNumberingAfterBreak="0">
     <w:nsid w:val="11F8026A"/>
     <w:multiLevelType w:val="multilevel"/>
     <w:tmpl w:val="392A8EAC"/>
@@ -4708,7 +5021,7 @@
       </w:rPr>
     </w:lvl>
   </w:abstractNum>
-  <w:abstractNum w:abstractNumId="20" w15:restartNumberingAfterBreak="0">
+  <w:abstractNum w:abstractNumId="21" w15:restartNumberingAfterBreak="0">
     <w:nsid w:val="12600E37"/>
     <w:multiLevelType w:val="multilevel"/>
     <w:tmpl w:val="31108714"/>
@@ -4797,7 +5110,7 @@
       </w:pPr>
     </w:lvl>
   </w:abstractNum>
-  <w:abstractNum w:abstractNumId="21" w15:restartNumberingAfterBreak="0">
+  <w:abstractNum w:abstractNumId="22" w15:restartNumberingAfterBreak="0">
     <w:nsid w:val="13D91BA8"/>
     <w:multiLevelType w:val="multilevel"/>
     <w:tmpl w:val="7B6EB9CA"/>
@@ -4946,7 +5259,7 @@
       </w:rPr>
     </w:lvl>
   </w:abstractNum>
-  <w:abstractNum w:abstractNumId="22" w15:restartNumberingAfterBreak="0">
+  <w:abstractNum w:abstractNumId="23" w15:restartNumberingAfterBreak="0">
     <w:nsid w:val="166B483C"/>
     <w:multiLevelType w:val="multilevel"/>
     <w:tmpl w:val="55AE6D1C"/>
@@ -5095,7 +5408,7 @@
       </w:rPr>
     </w:lvl>
   </w:abstractNum>
-  <w:abstractNum w:abstractNumId="23" w15:restartNumberingAfterBreak="0">
+  <w:abstractNum w:abstractNumId="24" w15:restartNumberingAfterBreak="0">
     <w:nsid w:val="168513A9"/>
     <w:multiLevelType w:val="multilevel"/>
     <w:tmpl w:val="BB5414AA"/>
@@ -5244,7 +5557,7 @@
       </w:rPr>
     </w:lvl>
   </w:abstractNum>
-  <w:abstractNum w:abstractNumId="24" w15:restartNumberingAfterBreak="0">
+  <w:abstractNum w:abstractNumId="25" w15:restartNumberingAfterBreak="0">
     <w:nsid w:val="175E2BCD"/>
     <w:multiLevelType w:val="multilevel"/>
     <w:tmpl w:val="231C5242"/>
@@ -5393,7 +5706,7 @@
       </w:rPr>
     </w:lvl>
   </w:abstractNum>
-  <w:abstractNum w:abstractNumId="25" w15:restartNumberingAfterBreak="0">
+  <w:abstractNum w:abstractNumId="26" w15:restartNumberingAfterBreak="0">
     <w:nsid w:val="193F3BCF"/>
     <w:multiLevelType w:val="multilevel"/>
     <w:tmpl w:val="7C3450BE"/>
@@ -5542,7 +5855,7 @@
       </w:rPr>
     </w:lvl>
   </w:abstractNum>
-  <w:abstractNum w:abstractNumId="26" w15:restartNumberingAfterBreak="0">
+  <w:abstractNum w:abstractNumId="27" w15:restartNumberingAfterBreak="0">
     <w:nsid w:val="19713C9C"/>
     <w:multiLevelType w:val="multilevel"/>
     <w:tmpl w:val="E878DEB0"/>
@@ -5659,7 +5972,7 @@
       </w:pPr>
     </w:lvl>
   </w:abstractNum>
-  <w:abstractNum w:abstractNumId="27" w15:restartNumberingAfterBreak="0">
+  <w:abstractNum w:abstractNumId="28" w15:restartNumberingAfterBreak="0">
     <w:nsid w:val="1A335415"/>
     <w:multiLevelType w:val="hybridMultilevel"/>
     <w:tmpl w:val="C5D2ABA4"/>
@@ -5772,7 +6085,7 @@
       </w:rPr>
     </w:lvl>
   </w:abstractNum>
-  <w:abstractNum w:abstractNumId="28" w15:restartNumberingAfterBreak="0">
+  <w:abstractNum w:abstractNumId="29" w15:restartNumberingAfterBreak="0">
     <w:nsid w:val="1A9A39FE"/>
     <w:multiLevelType w:val="multilevel"/>
     <w:tmpl w:val="09C4FCBE"/>
@@ -5921,7 +6234,7 @@
       </w:rPr>
     </w:lvl>
   </w:abstractNum>
-  <w:abstractNum w:abstractNumId="29" w15:restartNumberingAfterBreak="0">
+  <w:abstractNum w:abstractNumId="30" w15:restartNumberingAfterBreak="0">
     <w:nsid w:val="1D207B68"/>
     <w:multiLevelType w:val="hybridMultilevel"/>
     <w:tmpl w:val="51E426E0"/>
@@ -6034,7 +6347,7 @@
       </w:rPr>
     </w:lvl>
   </w:abstractNum>
-  <w:abstractNum w:abstractNumId="30" w15:restartNumberingAfterBreak="0">
+  <w:abstractNum w:abstractNumId="31" w15:restartNumberingAfterBreak="0">
     <w:nsid w:val="1D8816DA"/>
     <w:multiLevelType w:val="multilevel"/>
     <w:tmpl w:val="BDA020FC"/>
@@ -6147,7 +6460,7 @@
       </w:pPr>
     </w:lvl>
   </w:abstractNum>
-  <w:abstractNum w:abstractNumId="31" w15:restartNumberingAfterBreak="0">
+  <w:abstractNum w:abstractNumId="32" w15:restartNumberingAfterBreak="0">
     <w:nsid w:val="1DEA4F13"/>
     <w:multiLevelType w:val="multilevel"/>
     <w:tmpl w:val="EA36DC5A"/>
@@ -6284,7 +6597,7 @@
       </w:rPr>
     </w:lvl>
   </w:abstractNum>
-  <w:abstractNum w:abstractNumId="32" w15:restartNumberingAfterBreak="0">
+  <w:abstractNum w:abstractNumId="33" w15:restartNumberingAfterBreak="0">
     <w:nsid w:val="1F826A60"/>
     <w:multiLevelType w:val="multilevel"/>
     <w:tmpl w:val="57F23782"/>
@@ -6433,7 +6746,7 @@
       </w:rPr>
     </w:lvl>
   </w:abstractNum>
-  <w:abstractNum w:abstractNumId="33" w15:restartNumberingAfterBreak="0">
+  <w:abstractNum w:abstractNumId="34" w15:restartNumberingAfterBreak="0">
     <w:nsid w:val="20022B66"/>
     <w:multiLevelType w:val="multilevel"/>
     <w:tmpl w:val="4D04F244"/>
@@ -6582,7 +6895,7 @@
       </w:rPr>
     </w:lvl>
   </w:abstractNum>
-  <w:abstractNum w:abstractNumId="34" w15:restartNumberingAfterBreak="0">
+  <w:abstractNum w:abstractNumId="35" w15:restartNumberingAfterBreak="0">
     <w:nsid w:val="221C3811"/>
     <w:multiLevelType w:val="multilevel"/>
     <w:tmpl w:val="29F87674"/>
@@ -6731,7 +7044,7 @@
       </w:rPr>
     </w:lvl>
   </w:abstractNum>
-  <w:abstractNum w:abstractNumId="35" w15:restartNumberingAfterBreak="0">
+  <w:abstractNum w:abstractNumId="36" w15:restartNumberingAfterBreak="0">
     <w:nsid w:val="23BB7079"/>
     <w:multiLevelType w:val="multilevel"/>
     <w:tmpl w:val="EA36DC5A"/>
@@ -6868,7 +7181,7 @@
       </w:rPr>
     </w:lvl>
   </w:abstractNum>
-  <w:abstractNum w:abstractNumId="36" w15:restartNumberingAfterBreak="0">
+  <w:abstractNum w:abstractNumId="37" w15:restartNumberingAfterBreak="0">
     <w:nsid w:val="25060598"/>
     <w:multiLevelType w:val="multilevel"/>
     <w:tmpl w:val="7804D79E"/>
@@ -7017,7 +7330,7 @@
       </w:rPr>
     </w:lvl>
   </w:abstractNum>
-  <w:abstractNum w:abstractNumId="37" w15:restartNumberingAfterBreak="0">
+  <w:abstractNum w:abstractNumId="38" w15:restartNumberingAfterBreak="0">
     <w:nsid w:val="25B00C3A"/>
     <w:multiLevelType w:val="multilevel"/>
     <w:tmpl w:val="A2A6597A"/>
@@ -7166,7 +7479,7 @@
       </w:rPr>
     </w:lvl>
   </w:abstractNum>
-  <w:abstractNum w:abstractNumId="38" w15:restartNumberingAfterBreak="0">
+  <w:abstractNum w:abstractNumId="39" w15:restartNumberingAfterBreak="0">
     <w:nsid w:val="264B47E7"/>
     <w:multiLevelType w:val="multilevel"/>
     <w:tmpl w:val="41EA0FE8"/>
@@ -7315,7 +7628,7 @@
       </w:rPr>
     </w:lvl>
   </w:abstractNum>
-  <w:abstractNum w:abstractNumId="39" w15:restartNumberingAfterBreak="0">
+  <w:abstractNum w:abstractNumId="40" w15:restartNumberingAfterBreak="0">
     <w:nsid w:val="271751BA"/>
     <w:multiLevelType w:val="multilevel"/>
     <w:tmpl w:val="13669A2A"/>
@@ -7464,7 +7777,7 @@
       </w:rPr>
     </w:lvl>
   </w:abstractNum>
-  <w:abstractNum w:abstractNumId="40" w15:restartNumberingAfterBreak="0">
+  <w:abstractNum w:abstractNumId="41" w15:restartNumberingAfterBreak="0">
     <w:nsid w:val="275E0B17"/>
     <w:multiLevelType w:val="multilevel"/>
     <w:tmpl w:val="67000178"/>
@@ -7613,7 +7926,7 @@
       </w:rPr>
     </w:lvl>
   </w:abstractNum>
-  <w:abstractNum w:abstractNumId="41" w15:restartNumberingAfterBreak="0">
+  <w:abstractNum w:abstractNumId="42" w15:restartNumberingAfterBreak="0">
     <w:nsid w:val="2837069E"/>
     <w:multiLevelType w:val="multilevel"/>
     <w:tmpl w:val="392A8EAC"/>
@@ -7753,7 +8066,7 @@
       </w:rPr>
     </w:lvl>
   </w:abstractNum>
-  <w:abstractNum w:abstractNumId="42" w15:restartNumberingAfterBreak="0">
+  <w:abstractNum w:abstractNumId="43" w15:restartNumberingAfterBreak="0">
     <w:nsid w:val="28770CEA"/>
     <w:multiLevelType w:val="multilevel"/>
     <w:tmpl w:val="D2B28BBA"/>
@@ -7893,7 +8206,7 @@
       </w:rPr>
     </w:lvl>
   </w:abstractNum>
-  <w:abstractNum w:abstractNumId="43" w15:restartNumberingAfterBreak="0">
+  <w:abstractNum w:abstractNumId="44" w15:restartNumberingAfterBreak="0">
     <w:nsid w:val="2AC21F7C"/>
     <w:multiLevelType w:val="multilevel"/>
     <w:tmpl w:val="25522C36"/>
@@ -8042,7 +8355,7 @@
       </w:rPr>
     </w:lvl>
   </w:abstractNum>
-  <w:abstractNum w:abstractNumId="44" w15:restartNumberingAfterBreak="0">
+  <w:abstractNum w:abstractNumId="45" w15:restartNumberingAfterBreak="0">
     <w:nsid w:val="2C0F7583"/>
     <w:multiLevelType w:val="multilevel"/>
     <w:tmpl w:val="D34490BC"/>
@@ -8191,7 +8504,7 @@
       </w:rPr>
     </w:lvl>
   </w:abstractNum>
-  <w:abstractNum w:abstractNumId="45" w15:restartNumberingAfterBreak="0">
+  <w:abstractNum w:abstractNumId="46" w15:restartNumberingAfterBreak="0">
     <w:nsid w:val="2DD460DB"/>
     <w:multiLevelType w:val="multilevel"/>
     <w:tmpl w:val="06240680"/>
@@ -8295,7 +8608,7 @@
       </w:rPr>
     </w:lvl>
   </w:abstractNum>
-  <w:abstractNum w:abstractNumId="46" w15:restartNumberingAfterBreak="0">
+  <w:abstractNum w:abstractNumId="47" w15:restartNumberingAfterBreak="0">
     <w:nsid w:val="2F8072D5"/>
     <w:multiLevelType w:val="multilevel"/>
     <w:tmpl w:val="76225798"/>
@@ -8408,7 +8721,7 @@
       </w:pPr>
     </w:lvl>
   </w:abstractNum>
-  <w:abstractNum w:abstractNumId="47" w15:restartNumberingAfterBreak="0">
+  <w:abstractNum w:abstractNumId="48" w15:restartNumberingAfterBreak="0">
     <w:nsid w:val="2FF04326"/>
     <w:multiLevelType w:val="hybridMultilevel"/>
     <w:tmpl w:val="87B47246"/>
@@ -8494,7 +8807,7 @@
       </w:pPr>
     </w:lvl>
   </w:abstractNum>
-  <w:abstractNum w:abstractNumId="48" w15:restartNumberingAfterBreak="0">
+  <w:abstractNum w:abstractNumId="49" w15:restartNumberingAfterBreak="0">
     <w:nsid w:val="2FFC0783"/>
     <w:multiLevelType w:val="multilevel"/>
     <w:tmpl w:val="E0721B00"/>
@@ -8643,7 +8956,7 @@
       </w:rPr>
     </w:lvl>
   </w:abstractNum>
-  <w:abstractNum w:abstractNumId="49" w15:restartNumberingAfterBreak="0">
+  <w:abstractNum w:abstractNumId="50" w15:restartNumberingAfterBreak="0">
     <w:nsid w:val="301E3730"/>
     <w:multiLevelType w:val="multilevel"/>
     <w:tmpl w:val="EA36DC5A"/>
@@ -8780,7 +9093,7 @@
       </w:rPr>
     </w:lvl>
   </w:abstractNum>
-  <w:abstractNum w:abstractNumId="50" w15:restartNumberingAfterBreak="0">
+  <w:abstractNum w:abstractNumId="51" w15:restartNumberingAfterBreak="0">
     <w:nsid w:val="31A00141"/>
     <w:multiLevelType w:val="multilevel"/>
     <w:tmpl w:val="8A125976"/>
@@ -8929,7 +9242,7 @@
       </w:rPr>
     </w:lvl>
   </w:abstractNum>
-  <w:abstractNum w:abstractNumId="51" w15:restartNumberingAfterBreak="0">
+  <w:abstractNum w:abstractNumId="52" w15:restartNumberingAfterBreak="0">
     <w:nsid w:val="324A0505"/>
     <w:multiLevelType w:val="multilevel"/>
     <w:tmpl w:val="6DA02754"/>
@@ -9078,7 +9391,7 @@
       </w:rPr>
     </w:lvl>
   </w:abstractNum>
-  <w:abstractNum w:abstractNumId="52" w15:restartNumberingAfterBreak="0">
+  <w:abstractNum w:abstractNumId="53" w15:restartNumberingAfterBreak="0">
     <w:nsid w:val="333E1401"/>
     <w:multiLevelType w:val="multilevel"/>
     <w:tmpl w:val="383A670C"/>
@@ -9227,7 +9540,7 @@
       </w:rPr>
     </w:lvl>
   </w:abstractNum>
-  <w:abstractNum w:abstractNumId="53" w15:restartNumberingAfterBreak="0">
+  <w:abstractNum w:abstractNumId="54" w15:restartNumberingAfterBreak="0">
     <w:nsid w:val="33CA18BB"/>
     <w:multiLevelType w:val="multilevel"/>
     <w:tmpl w:val="EA36DC5A"/>
@@ -9364,7 +9677,7 @@
       </w:rPr>
     </w:lvl>
   </w:abstractNum>
-  <w:abstractNum w:abstractNumId="54" w15:restartNumberingAfterBreak="0">
+  <w:abstractNum w:abstractNumId="55" w15:restartNumberingAfterBreak="0">
     <w:nsid w:val="35110A9B"/>
     <w:multiLevelType w:val="multilevel"/>
     <w:tmpl w:val="3D3445CC"/>
@@ -9513,7 +9826,7 @@
       </w:rPr>
     </w:lvl>
   </w:abstractNum>
-  <w:abstractNum w:abstractNumId="55" w15:restartNumberingAfterBreak="0">
+  <w:abstractNum w:abstractNumId="56" w15:restartNumberingAfterBreak="0">
     <w:nsid w:val="35B77E91"/>
     <w:multiLevelType w:val="hybridMultilevel"/>
     <w:tmpl w:val="C650A408"/>
@@ -9626,7 +9939,7 @@
       </w:rPr>
     </w:lvl>
   </w:abstractNum>
-  <w:abstractNum w:abstractNumId="56" w15:restartNumberingAfterBreak="0">
+  <w:abstractNum w:abstractNumId="57" w15:restartNumberingAfterBreak="0">
     <w:nsid w:val="38CA53D2"/>
     <w:multiLevelType w:val="multilevel"/>
     <w:tmpl w:val="FE06EC54"/>
@@ -9739,7 +10052,7 @@
       </w:pPr>
     </w:lvl>
   </w:abstractNum>
-  <w:abstractNum w:abstractNumId="57" w15:restartNumberingAfterBreak="0">
+  <w:abstractNum w:abstractNumId="58" w15:restartNumberingAfterBreak="0">
     <w:nsid w:val="3B7666D7"/>
     <w:multiLevelType w:val="multilevel"/>
     <w:tmpl w:val="EA36DC5A"/>
@@ -9876,7 +10189,7 @@
       </w:rPr>
     </w:lvl>
   </w:abstractNum>
-  <w:abstractNum w:abstractNumId="58" w15:restartNumberingAfterBreak="0">
+  <w:abstractNum w:abstractNumId="59" w15:restartNumberingAfterBreak="0">
     <w:nsid w:val="3B8114A9"/>
     <w:multiLevelType w:val="hybridMultilevel"/>
     <w:tmpl w:val="A57ADDEA"/>
@@ -9989,7 +10302,7 @@
       </w:rPr>
     </w:lvl>
   </w:abstractNum>
-  <w:abstractNum w:abstractNumId="59" w15:restartNumberingAfterBreak="0">
+  <w:abstractNum w:abstractNumId="60" w15:restartNumberingAfterBreak="0">
     <w:nsid w:val="3BC546F7"/>
     <w:multiLevelType w:val="hybridMultilevel"/>
     <w:tmpl w:val="488C79D0"/>
@@ -10102,7 +10415,7 @@
       </w:rPr>
     </w:lvl>
   </w:abstractNum>
-  <w:abstractNum w:abstractNumId="60" w15:restartNumberingAfterBreak="0">
+  <w:abstractNum w:abstractNumId="61" w15:restartNumberingAfterBreak="0">
     <w:nsid w:val="3BD63A3E"/>
     <w:multiLevelType w:val="multilevel"/>
     <w:tmpl w:val="50AC48D8"/>
@@ -10251,7 +10564,7 @@
       </w:rPr>
     </w:lvl>
   </w:abstractNum>
-  <w:abstractNum w:abstractNumId="61" w15:restartNumberingAfterBreak="0">
+  <w:abstractNum w:abstractNumId="62" w15:restartNumberingAfterBreak="0">
     <w:nsid w:val="3D37274B"/>
     <w:multiLevelType w:val="multilevel"/>
     <w:tmpl w:val="466892B6"/>
@@ -10400,7 +10713,7 @@
       </w:rPr>
     </w:lvl>
   </w:abstractNum>
-  <w:abstractNum w:abstractNumId="62" w15:restartNumberingAfterBreak="0">
+  <w:abstractNum w:abstractNumId="63" w15:restartNumberingAfterBreak="0">
     <w:nsid w:val="3F7B1D19"/>
     <w:multiLevelType w:val="multilevel"/>
     <w:tmpl w:val="F0162518"/>
@@ -10517,7 +10830,7 @@
       </w:pPr>
     </w:lvl>
   </w:abstractNum>
-  <w:abstractNum w:abstractNumId="63" w15:restartNumberingAfterBreak="0">
+  <w:abstractNum w:abstractNumId="64" w15:restartNumberingAfterBreak="0">
     <w:nsid w:val="3F992048"/>
     <w:multiLevelType w:val="hybridMultilevel"/>
     <w:tmpl w:val="42F633E6"/>
@@ -10630,7 +10943,7 @@
       </w:rPr>
     </w:lvl>
   </w:abstractNum>
-  <w:abstractNum w:abstractNumId="64" w15:restartNumberingAfterBreak="0">
+  <w:abstractNum w:abstractNumId="65" w15:restartNumberingAfterBreak="0">
     <w:nsid w:val="40A40336"/>
     <w:multiLevelType w:val="multilevel"/>
     <w:tmpl w:val="BE6844EC"/>
@@ -10779,7 +11092,7 @@
       </w:rPr>
     </w:lvl>
   </w:abstractNum>
-  <w:abstractNum w:abstractNumId="65" w15:restartNumberingAfterBreak="0">
+  <w:abstractNum w:abstractNumId="66" w15:restartNumberingAfterBreak="0">
     <w:nsid w:val="40AC39F9"/>
     <w:multiLevelType w:val="multilevel"/>
     <w:tmpl w:val="6AC6C1C0"/>
@@ -10865,7 +11178,7 @@
       </w:pPr>
     </w:lvl>
   </w:abstractNum>
-  <w:abstractNum w:abstractNumId="66" w15:restartNumberingAfterBreak="0">
+  <w:abstractNum w:abstractNumId="67" w15:restartNumberingAfterBreak="0">
     <w:nsid w:val="40CE69DB"/>
     <w:multiLevelType w:val="multilevel"/>
     <w:tmpl w:val="8C807BD2"/>
@@ -10969,7 +11282,7 @@
       </w:rPr>
     </w:lvl>
   </w:abstractNum>
-  <w:abstractNum w:abstractNumId="67" w15:restartNumberingAfterBreak="0">
+  <w:abstractNum w:abstractNumId="68" w15:restartNumberingAfterBreak="0">
     <w:nsid w:val="414A7A05"/>
     <w:multiLevelType w:val="multilevel"/>
     <w:tmpl w:val="CA02304E"/>
@@ -11118,7 +11431,7 @@
       </w:rPr>
     </w:lvl>
   </w:abstractNum>
-  <w:abstractNum w:abstractNumId="68" w15:restartNumberingAfterBreak="0">
+  <w:abstractNum w:abstractNumId="69" w15:restartNumberingAfterBreak="0">
     <w:nsid w:val="430D7A6D"/>
     <w:multiLevelType w:val="multilevel"/>
     <w:tmpl w:val="E84673EA"/>
@@ -11267,7 +11580,7 @@
       </w:rPr>
     </w:lvl>
   </w:abstractNum>
-  <w:abstractNum w:abstractNumId="69" w15:restartNumberingAfterBreak="0">
+  <w:abstractNum w:abstractNumId="70" w15:restartNumberingAfterBreak="0">
     <w:nsid w:val="438A4942"/>
     <w:multiLevelType w:val="multilevel"/>
     <w:tmpl w:val="6BD2F900"/>
@@ -11416,7 +11729,7 @@
       </w:rPr>
     </w:lvl>
   </w:abstractNum>
-  <w:abstractNum w:abstractNumId="70" w15:restartNumberingAfterBreak="0">
+  <w:abstractNum w:abstractNumId="71" w15:restartNumberingAfterBreak="0">
     <w:nsid w:val="454F361F"/>
     <w:multiLevelType w:val="multilevel"/>
     <w:tmpl w:val="12382DE0"/>
@@ -11565,7 +11878,7 @@
       </w:rPr>
     </w:lvl>
   </w:abstractNum>
-  <w:abstractNum w:abstractNumId="71" w15:restartNumberingAfterBreak="0">
+  <w:abstractNum w:abstractNumId="72" w15:restartNumberingAfterBreak="0">
     <w:nsid w:val="45800065"/>
     <w:multiLevelType w:val="multilevel"/>
     <w:tmpl w:val="A0B84F2C"/>
@@ -11714,7 +12027,7 @@
       </w:rPr>
     </w:lvl>
   </w:abstractNum>
-  <w:abstractNum w:abstractNumId="72" w15:restartNumberingAfterBreak="0">
+  <w:abstractNum w:abstractNumId="73" w15:restartNumberingAfterBreak="0">
     <w:nsid w:val="45DB1D0A"/>
     <w:multiLevelType w:val="multilevel"/>
     <w:tmpl w:val="392A8EAC"/>
@@ -11854,7 +12167,7 @@
       </w:rPr>
     </w:lvl>
   </w:abstractNum>
-  <w:abstractNum w:abstractNumId="73" w15:restartNumberingAfterBreak="0">
+  <w:abstractNum w:abstractNumId="74" w15:restartNumberingAfterBreak="0">
     <w:nsid w:val="47302D98"/>
     <w:multiLevelType w:val="multilevel"/>
     <w:tmpl w:val="9F621E94"/>
@@ -12003,7 +12316,7 @@
       </w:rPr>
     </w:lvl>
   </w:abstractNum>
-  <w:abstractNum w:abstractNumId="74" w15:restartNumberingAfterBreak="0">
+  <w:abstractNum w:abstractNumId="75" w15:restartNumberingAfterBreak="0">
     <w:nsid w:val="48DC5249"/>
     <w:multiLevelType w:val="multilevel"/>
     <w:tmpl w:val="20E65ED2"/>
@@ -12152,7 +12465,7 @@
       </w:rPr>
     </w:lvl>
   </w:abstractNum>
-  <w:abstractNum w:abstractNumId="75" w15:restartNumberingAfterBreak="0">
+  <w:abstractNum w:abstractNumId="76" w15:restartNumberingAfterBreak="0">
     <w:nsid w:val="4BAD6A92"/>
     <w:multiLevelType w:val="multilevel"/>
     <w:tmpl w:val="76B45F60"/>
@@ -12301,7 +12614,7 @@
       </w:rPr>
     </w:lvl>
   </w:abstractNum>
-  <w:abstractNum w:abstractNumId="76" w15:restartNumberingAfterBreak="0">
+  <w:abstractNum w:abstractNumId="77" w15:restartNumberingAfterBreak="0">
     <w:nsid w:val="4DF46064"/>
     <w:multiLevelType w:val="multilevel"/>
     <w:tmpl w:val="53E4AA8E"/>
@@ -12405,7 +12718,7 @@
       </w:rPr>
     </w:lvl>
   </w:abstractNum>
-  <w:abstractNum w:abstractNumId="77" w15:restartNumberingAfterBreak="0">
+  <w:abstractNum w:abstractNumId="78" w15:restartNumberingAfterBreak="0">
     <w:nsid w:val="4E4162E6"/>
     <w:multiLevelType w:val="multilevel"/>
     <w:tmpl w:val="AF8C09DE"/>
@@ -12554,7 +12867,7 @@
       </w:rPr>
     </w:lvl>
   </w:abstractNum>
-  <w:abstractNum w:abstractNumId="78" w15:restartNumberingAfterBreak="0">
+  <w:abstractNum w:abstractNumId="79" w15:restartNumberingAfterBreak="0">
     <w:nsid w:val="4FAE0E1D"/>
     <w:multiLevelType w:val="hybridMultilevel"/>
     <w:tmpl w:val="5E90543A"/>
@@ -12667,7 +12980,7 @@
       </w:rPr>
     </w:lvl>
   </w:abstractNum>
-  <w:abstractNum w:abstractNumId="79" w15:restartNumberingAfterBreak="0">
+  <w:abstractNum w:abstractNumId="80" w15:restartNumberingAfterBreak="0">
     <w:nsid w:val="50550E00"/>
     <w:multiLevelType w:val="multilevel"/>
     <w:tmpl w:val="AD7E6CE2"/>
@@ -12784,7 +13097,7 @@
       </w:pPr>
     </w:lvl>
   </w:abstractNum>
-  <w:abstractNum w:abstractNumId="80" w15:restartNumberingAfterBreak="0">
+  <w:abstractNum w:abstractNumId="81" w15:restartNumberingAfterBreak="0">
     <w:nsid w:val="50E80918"/>
     <w:multiLevelType w:val="multilevel"/>
     <w:tmpl w:val="3AE27E54"/>
@@ -12933,7 +13246,7 @@
       </w:rPr>
     </w:lvl>
   </w:abstractNum>
-  <w:abstractNum w:abstractNumId="81" w15:restartNumberingAfterBreak="0">
+  <w:abstractNum w:abstractNumId="82" w15:restartNumberingAfterBreak="0">
     <w:nsid w:val="523578FC"/>
     <w:multiLevelType w:val="multilevel"/>
     <w:tmpl w:val="5F50DF26"/>
@@ -13082,7 +13395,7 @@
       </w:rPr>
     </w:lvl>
   </w:abstractNum>
-  <w:abstractNum w:abstractNumId="82" w15:restartNumberingAfterBreak="0">
+  <w:abstractNum w:abstractNumId="83" w15:restartNumberingAfterBreak="0">
     <w:nsid w:val="527E60D0"/>
     <w:multiLevelType w:val="multilevel"/>
     <w:tmpl w:val="AF68C1D0"/>
@@ -13203,7 +13516,7 @@
       </w:rPr>
     </w:lvl>
   </w:abstractNum>
-  <w:abstractNum w:abstractNumId="83" w15:restartNumberingAfterBreak="0">
+  <w:abstractNum w:abstractNumId="84" w15:restartNumberingAfterBreak="0">
     <w:nsid w:val="52CC313C"/>
     <w:multiLevelType w:val="multilevel"/>
     <w:tmpl w:val="FCB2BC7C"/>
@@ -13352,7 +13665,7 @@
       </w:rPr>
     </w:lvl>
   </w:abstractNum>
-  <w:abstractNum w:abstractNumId="84" w15:restartNumberingAfterBreak="0">
+  <w:abstractNum w:abstractNumId="85" w15:restartNumberingAfterBreak="0">
     <w:nsid w:val="536E7AAF"/>
     <w:multiLevelType w:val="multilevel"/>
     <w:tmpl w:val="9A46DCD4"/>
@@ -13501,7 +13814,7 @@
       </w:rPr>
     </w:lvl>
   </w:abstractNum>
-  <w:abstractNum w:abstractNumId="85" w15:restartNumberingAfterBreak="0">
+  <w:abstractNum w:abstractNumId="86" w15:restartNumberingAfterBreak="0">
     <w:nsid w:val="552D7824"/>
     <w:multiLevelType w:val="multilevel"/>
     <w:tmpl w:val="79D66340"/>
@@ -13650,7 +13963,7 @@
       </w:rPr>
     </w:lvl>
   </w:abstractNum>
-  <w:abstractNum w:abstractNumId="86" w15:restartNumberingAfterBreak="0">
+  <w:abstractNum w:abstractNumId="87" w15:restartNumberingAfterBreak="0">
     <w:nsid w:val="56763DEA"/>
     <w:multiLevelType w:val="hybridMultilevel"/>
     <w:tmpl w:val="D9CE6534"/>
@@ -13763,7 +14076,7 @@
       </w:rPr>
     </w:lvl>
   </w:abstractNum>
-  <w:abstractNum w:abstractNumId="87" w15:restartNumberingAfterBreak="0">
+  <w:abstractNum w:abstractNumId="88" w15:restartNumberingAfterBreak="0">
     <w:nsid w:val="567D42F1"/>
     <w:multiLevelType w:val="multilevel"/>
     <w:tmpl w:val="8D545962"/>
@@ -13912,7 +14225,7 @@
       </w:rPr>
     </w:lvl>
   </w:abstractNum>
-  <w:abstractNum w:abstractNumId="88" w15:restartNumberingAfterBreak="0">
+  <w:abstractNum w:abstractNumId="89" w15:restartNumberingAfterBreak="0">
     <w:nsid w:val="56A6539B"/>
     <w:multiLevelType w:val="multilevel"/>
     <w:tmpl w:val="3CAC207A"/>
@@ -14061,7 +14374,7 @@
       </w:rPr>
     </w:lvl>
   </w:abstractNum>
-  <w:abstractNum w:abstractNumId="89" w15:restartNumberingAfterBreak="0">
+  <w:abstractNum w:abstractNumId="90" w15:restartNumberingAfterBreak="0">
     <w:nsid w:val="57180D4A"/>
     <w:multiLevelType w:val="multilevel"/>
     <w:tmpl w:val="F4282574"/>
@@ -14210,7 +14523,7 @@
       </w:rPr>
     </w:lvl>
   </w:abstractNum>
-  <w:abstractNum w:abstractNumId="90" w15:restartNumberingAfterBreak="0">
+  <w:abstractNum w:abstractNumId="91" w15:restartNumberingAfterBreak="0">
     <w:nsid w:val="57BB69E6"/>
     <w:multiLevelType w:val="multilevel"/>
     <w:tmpl w:val="17627EA4"/>
@@ -14326,7 +14639,7 @@
       </w:pPr>
     </w:lvl>
   </w:abstractNum>
-  <w:abstractNum w:abstractNumId="91" w15:restartNumberingAfterBreak="0">
+  <w:abstractNum w:abstractNumId="92" w15:restartNumberingAfterBreak="0">
     <w:nsid w:val="58562D93"/>
     <w:multiLevelType w:val="multilevel"/>
     <w:tmpl w:val="2FD2EB54"/>
@@ -14430,7 +14743,7 @@
       </w:rPr>
     </w:lvl>
   </w:abstractNum>
-  <w:abstractNum w:abstractNumId="92" w15:restartNumberingAfterBreak="0">
+  <w:abstractNum w:abstractNumId="93" w15:restartNumberingAfterBreak="0">
     <w:nsid w:val="59740DAA"/>
     <w:multiLevelType w:val="multilevel"/>
     <w:tmpl w:val="EDB840DC"/>
@@ -14579,7 +14892,7 @@
       </w:rPr>
     </w:lvl>
   </w:abstractNum>
-  <w:abstractNum w:abstractNumId="93" w15:restartNumberingAfterBreak="0">
+  <w:abstractNum w:abstractNumId="94" w15:restartNumberingAfterBreak="0">
     <w:nsid w:val="5BA062D1"/>
     <w:multiLevelType w:val="multilevel"/>
     <w:tmpl w:val="392A8EAC"/>
@@ -14719,7 +15032,7 @@
       </w:rPr>
     </w:lvl>
   </w:abstractNum>
-  <w:abstractNum w:abstractNumId="94" w15:restartNumberingAfterBreak="0">
+  <w:abstractNum w:abstractNumId="95" w15:restartNumberingAfterBreak="0">
     <w:nsid w:val="5D2A6559"/>
     <w:multiLevelType w:val="hybridMultilevel"/>
     <w:tmpl w:val="9D8A4908"/>
@@ -14832,7 +15145,7 @@
       </w:rPr>
     </w:lvl>
   </w:abstractNum>
-  <w:abstractNum w:abstractNumId="95" w15:restartNumberingAfterBreak="0">
+  <w:abstractNum w:abstractNumId="96" w15:restartNumberingAfterBreak="0">
     <w:nsid w:val="609A30AD"/>
     <w:multiLevelType w:val="multilevel"/>
     <w:tmpl w:val="0E982788"/>
@@ -14981,7 +15294,7 @@
       </w:rPr>
     </w:lvl>
   </w:abstractNum>
-  <w:abstractNum w:abstractNumId="96" w15:restartNumberingAfterBreak="0">
+  <w:abstractNum w:abstractNumId="97" w15:restartNumberingAfterBreak="0">
     <w:nsid w:val="61652A82"/>
     <w:multiLevelType w:val="multilevel"/>
     <w:tmpl w:val="0A4E9B78"/>
@@ -15130,7 +15443,7 @@
       </w:rPr>
     </w:lvl>
   </w:abstractNum>
-  <w:abstractNum w:abstractNumId="97" w15:restartNumberingAfterBreak="0">
+  <w:abstractNum w:abstractNumId="98" w15:restartNumberingAfterBreak="0">
     <w:nsid w:val="61FE1AD2"/>
     <w:multiLevelType w:val="multilevel"/>
     <w:tmpl w:val="1F62387A"/>
@@ -15279,7 +15592,7 @@
       </w:rPr>
     </w:lvl>
   </w:abstractNum>
-  <w:abstractNum w:abstractNumId="98" w15:restartNumberingAfterBreak="0">
+  <w:abstractNum w:abstractNumId="99" w15:restartNumberingAfterBreak="0">
     <w:nsid w:val="6309211A"/>
     <w:multiLevelType w:val="multilevel"/>
     <w:tmpl w:val="5092533A"/>
@@ -15392,7 +15705,7 @@
       </w:pPr>
     </w:lvl>
   </w:abstractNum>
-  <w:abstractNum w:abstractNumId="99" w15:restartNumberingAfterBreak="0">
+  <w:abstractNum w:abstractNumId="100" w15:restartNumberingAfterBreak="0">
     <w:nsid w:val="631B5AF9"/>
     <w:multiLevelType w:val="multilevel"/>
     <w:tmpl w:val="0416001F"/>
@@ -15478,7 +15791,7 @@
       </w:pPr>
     </w:lvl>
   </w:abstractNum>
-  <w:abstractNum w:abstractNumId="100" w15:restartNumberingAfterBreak="0">
+  <w:abstractNum w:abstractNumId="101" w15:restartNumberingAfterBreak="0">
     <w:nsid w:val="65C17635"/>
     <w:multiLevelType w:val="multilevel"/>
     <w:tmpl w:val="4672F84C"/>
@@ -15627,7 +15940,7 @@
       </w:rPr>
     </w:lvl>
   </w:abstractNum>
-  <w:abstractNum w:abstractNumId="101" w15:restartNumberingAfterBreak="0">
+  <w:abstractNum w:abstractNumId="102" w15:restartNumberingAfterBreak="0">
     <w:nsid w:val="67004A98"/>
     <w:multiLevelType w:val="hybridMultilevel"/>
     <w:tmpl w:val="FFFC1090"/>
@@ -15740,7 +16053,7 @@
       </w:rPr>
     </w:lvl>
   </w:abstractNum>
-  <w:abstractNum w:abstractNumId="102" w15:restartNumberingAfterBreak="0">
+  <w:abstractNum w:abstractNumId="103" w15:restartNumberingAfterBreak="0">
     <w:nsid w:val="68F722E0"/>
     <w:multiLevelType w:val="multilevel"/>
     <w:tmpl w:val="6AB6578C"/>
@@ -15853,7 +16166,7 @@
       </w:pPr>
     </w:lvl>
   </w:abstractNum>
-  <w:abstractNum w:abstractNumId="103" w15:restartNumberingAfterBreak="0">
+  <w:abstractNum w:abstractNumId="104" w15:restartNumberingAfterBreak="0">
     <w:nsid w:val="698907AC"/>
     <w:multiLevelType w:val="multilevel"/>
     <w:tmpl w:val="0A14EBC4"/>
@@ -16002,7 +16315,7 @@
       </w:rPr>
     </w:lvl>
   </w:abstractNum>
-  <w:abstractNum w:abstractNumId="104" w15:restartNumberingAfterBreak="0">
+  <w:abstractNum w:abstractNumId="105" w15:restartNumberingAfterBreak="0">
     <w:nsid w:val="6A424388"/>
     <w:multiLevelType w:val="multilevel"/>
     <w:tmpl w:val="EA36DC5A"/>
@@ -16139,7 +16452,7 @@
       </w:rPr>
     </w:lvl>
   </w:abstractNum>
-  <w:abstractNum w:abstractNumId="105" w15:restartNumberingAfterBreak="0">
+  <w:abstractNum w:abstractNumId="106" w15:restartNumberingAfterBreak="0">
     <w:nsid w:val="6A650567"/>
     <w:multiLevelType w:val="multilevel"/>
     <w:tmpl w:val="0416001F"/>
@@ -16225,7 +16538,7 @@
       </w:pPr>
     </w:lvl>
   </w:abstractNum>
-  <w:abstractNum w:abstractNumId="106" w15:restartNumberingAfterBreak="0">
+  <w:abstractNum w:abstractNumId="107" w15:restartNumberingAfterBreak="0">
     <w:nsid w:val="6AAD3848"/>
     <w:multiLevelType w:val="multilevel"/>
     <w:tmpl w:val="E6A61462"/>
@@ -16374,7 +16687,7 @@
       </w:rPr>
     </w:lvl>
   </w:abstractNum>
-  <w:abstractNum w:abstractNumId="107" w15:restartNumberingAfterBreak="0">
+  <w:abstractNum w:abstractNumId="108" w15:restartNumberingAfterBreak="0">
     <w:nsid w:val="6ADA0027"/>
     <w:multiLevelType w:val="multilevel"/>
     <w:tmpl w:val="28049FE4"/>
@@ -16491,7 +16804,7 @@
       </w:pPr>
     </w:lvl>
   </w:abstractNum>
-  <w:abstractNum w:abstractNumId="108" w15:restartNumberingAfterBreak="0">
+  <w:abstractNum w:abstractNumId="109" w15:restartNumberingAfterBreak="0">
     <w:nsid w:val="6AEA620E"/>
     <w:multiLevelType w:val="multilevel"/>
     <w:tmpl w:val="F5AC7A82"/>
@@ -16640,7 +16953,7 @@
       </w:rPr>
     </w:lvl>
   </w:abstractNum>
-  <w:abstractNum w:abstractNumId="109" w15:restartNumberingAfterBreak="0">
+  <w:abstractNum w:abstractNumId="110" w15:restartNumberingAfterBreak="0">
     <w:nsid w:val="6AF76019"/>
     <w:multiLevelType w:val="hybridMultilevel"/>
     <w:tmpl w:val="B0DC7B66"/>
@@ -16753,7 +17066,7 @@
       </w:rPr>
     </w:lvl>
   </w:abstractNum>
-  <w:abstractNum w:abstractNumId="110" w15:restartNumberingAfterBreak="0">
+  <w:abstractNum w:abstractNumId="111" w15:restartNumberingAfterBreak="0">
     <w:nsid w:val="6C6E7A92"/>
     <w:multiLevelType w:val="multilevel"/>
     <w:tmpl w:val="EA36DC5A"/>
@@ -16890,7 +17203,7 @@
       </w:rPr>
     </w:lvl>
   </w:abstractNum>
-  <w:abstractNum w:abstractNumId="111" w15:restartNumberingAfterBreak="0">
+  <w:abstractNum w:abstractNumId="112" w15:restartNumberingAfterBreak="0">
     <w:nsid w:val="6CA36B8A"/>
     <w:multiLevelType w:val="hybridMultilevel"/>
     <w:tmpl w:val="D6669888"/>
@@ -17003,7 +17316,7 @@
       </w:rPr>
     </w:lvl>
   </w:abstractNum>
-  <w:abstractNum w:abstractNumId="112" w15:restartNumberingAfterBreak="0">
+  <w:abstractNum w:abstractNumId="113" w15:restartNumberingAfterBreak="0">
     <w:nsid w:val="6CD16EDA"/>
     <w:multiLevelType w:val="multilevel"/>
     <w:tmpl w:val="F5008A2A"/>
@@ -17152,7 +17465,7 @@
       </w:rPr>
     </w:lvl>
   </w:abstractNum>
-  <w:abstractNum w:abstractNumId="113" w15:restartNumberingAfterBreak="0">
+  <w:abstractNum w:abstractNumId="114" w15:restartNumberingAfterBreak="0">
     <w:nsid w:val="6D2D1E39"/>
     <w:multiLevelType w:val="hybridMultilevel"/>
     <w:tmpl w:val="6E7E57E8"/>
@@ -17265,7 +17578,7 @@
       </w:rPr>
     </w:lvl>
   </w:abstractNum>
-  <w:abstractNum w:abstractNumId="114" w15:restartNumberingAfterBreak="0">
+  <w:abstractNum w:abstractNumId="115" w15:restartNumberingAfterBreak="0">
     <w:nsid w:val="6EAF6E00"/>
     <w:multiLevelType w:val="multilevel"/>
     <w:tmpl w:val="95FEB574"/>
@@ -17414,7 +17727,7 @@
       </w:rPr>
     </w:lvl>
   </w:abstractNum>
-  <w:abstractNum w:abstractNumId="115" w15:restartNumberingAfterBreak="0">
+  <w:abstractNum w:abstractNumId="116" w15:restartNumberingAfterBreak="0">
     <w:nsid w:val="73140FAD"/>
     <w:multiLevelType w:val="multilevel"/>
     <w:tmpl w:val="06DA51D0"/>
@@ -17563,7 +17876,7 @@
       </w:rPr>
     </w:lvl>
   </w:abstractNum>
-  <w:abstractNum w:abstractNumId="116" w15:restartNumberingAfterBreak="0">
+  <w:abstractNum w:abstractNumId="117" w15:restartNumberingAfterBreak="0">
     <w:nsid w:val="73303AE4"/>
     <w:multiLevelType w:val="multilevel"/>
     <w:tmpl w:val="DE643470"/>
@@ -17712,7 +18025,7 @@
       </w:rPr>
     </w:lvl>
   </w:abstractNum>
-  <w:abstractNum w:abstractNumId="117" w15:restartNumberingAfterBreak="0">
+  <w:abstractNum w:abstractNumId="118" w15:restartNumberingAfterBreak="0">
     <w:nsid w:val="73845C07"/>
     <w:multiLevelType w:val="multilevel"/>
     <w:tmpl w:val="7E5AAD14"/>
@@ -17861,7 +18174,7 @@
       </w:rPr>
     </w:lvl>
   </w:abstractNum>
-  <w:abstractNum w:abstractNumId="118" w15:restartNumberingAfterBreak="0">
+  <w:abstractNum w:abstractNumId="119" w15:restartNumberingAfterBreak="0">
     <w:nsid w:val="74C913E4"/>
     <w:multiLevelType w:val="multilevel"/>
     <w:tmpl w:val="787462CE"/>
@@ -18010,7 +18323,7 @@
       </w:rPr>
     </w:lvl>
   </w:abstractNum>
-  <w:abstractNum w:abstractNumId="119" w15:restartNumberingAfterBreak="0">
+  <w:abstractNum w:abstractNumId="120" w15:restartNumberingAfterBreak="0">
     <w:nsid w:val="7803623E"/>
     <w:multiLevelType w:val="multilevel"/>
     <w:tmpl w:val="49C80208"/>
@@ -18159,7 +18472,7 @@
       </w:rPr>
     </w:lvl>
   </w:abstractNum>
-  <w:abstractNum w:abstractNumId="120" w15:restartNumberingAfterBreak="0">
+  <w:abstractNum w:abstractNumId="121" w15:restartNumberingAfterBreak="0">
     <w:nsid w:val="78BC0778"/>
     <w:multiLevelType w:val="multilevel"/>
     <w:tmpl w:val="7E3E908E"/>
@@ -18263,7 +18576,7 @@
       </w:rPr>
     </w:lvl>
   </w:abstractNum>
-  <w:abstractNum w:abstractNumId="121" w15:restartNumberingAfterBreak="0">
+  <w:abstractNum w:abstractNumId="122" w15:restartNumberingAfterBreak="0">
     <w:nsid w:val="79870779"/>
     <w:multiLevelType w:val="multilevel"/>
     <w:tmpl w:val="E1144ED4"/>
@@ -18376,7 +18689,7 @@
       </w:pPr>
     </w:lvl>
   </w:abstractNum>
-  <w:abstractNum w:abstractNumId="122" w15:restartNumberingAfterBreak="0">
+  <w:abstractNum w:abstractNumId="123" w15:restartNumberingAfterBreak="0">
     <w:nsid w:val="7B500FC8"/>
     <w:multiLevelType w:val="multilevel"/>
     <w:tmpl w:val="5148B1F4"/>
@@ -18525,7 +18838,7 @@
       </w:rPr>
     </w:lvl>
   </w:abstractNum>
-  <w:abstractNum w:abstractNumId="123" w15:restartNumberingAfterBreak="0">
+  <w:abstractNum w:abstractNumId="124" w15:restartNumberingAfterBreak="0">
     <w:nsid w:val="7B59609D"/>
     <w:multiLevelType w:val="hybridMultilevel"/>
     <w:tmpl w:val="76B229E8"/>
@@ -18638,7 +18951,7 @@
       </w:rPr>
     </w:lvl>
   </w:abstractNum>
-  <w:abstractNum w:abstractNumId="124" w15:restartNumberingAfterBreak="0">
+  <w:abstractNum w:abstractNumId="125" w15:restartNumberingAfterBreak="0">
     <w:nsid w:val="7C285F1B"/>
     <w:multiLevelType w:val="multilevel"/>
     <w:tmpl w:val="9B5E0446"/>
@@ -18787,7 +19100,7 @@
       </w:rPr>
     </w:lvl>
   </w:abstractNum>
-  <w:abstractNum w:abstractNumId="125" w15:restartNumberingAfterBreak="0">
+  <w:abstractNum w:abstractNumId="126" w15:restartNumberingAfterBreak="0">
     <w:nsid w:val="7D4228E0"/>
     <w:multiLevelType w:val="multilevel"/>
     <w:tmpl w:val="C22456DE"/>
@@ -18891,7 +19204,7 @@
       </w:rPr>
     </w:lvl>
   </w:abstractNum>
-  <w:abstractNum w:abstractNumId="126" w15:restartNumberingAfterBreak="0">
+  <w:abstractNum w:abstractNumId="127" w15:restartNumberingAfterBreak="0">
     <w:nsid w:val="7E956F78"/>
     <w:multiLevelType w:val="hybridMultilevel"/>
     <w:tmpl w:val="A57ABF3C"/>
@@ -19005,256 +19318,256 @@
     </w:lvl>
   </w:abstractNum>
   <w:num w:numId="1" w16cid:durableId="1921869835">
+    <w:abstractNumId w:val="12"/>
+  </w:num>
+  <w:num w:numId="2" w16cid:durableId="1238203368">
+    <w:abstractNumId w:val="21"/>
+  </w:num>
+  <w:num w:numId="3" w16cid:durableId="1097871951">
+    <w:abstractNumId w:val="21"/>
+  </w:num>
+  <w:num w:numId="4" w16cid:durableId="1330600369">
+    <w:abstractNumId w:val="46"/>
+  </w:num>
+  <w:num w:numId="5" w16cid:durableId="1600485067">
+    <w:abstractNumId w:val="92"/>
+  </w:num>
+  <w:num w:numId="6" w16cid:durableId="1145313092">
+    <w:abstractNumId w:val="77"/>
+  </w:num>
+  <w:num w:numId="7" w16cid:durableId="1518809637">
+    <w:abstractNumId w:val="67"/>
+  </w:num>
+  <w:num w:numId="8" w16cid:durableId="2022512992">
+    <w:abstractNumId w:val="126"/>
+  </w:num>
+  <w:num w:numId="9" w16cid:durableId="278803912">
+    <w:abstractNumId w:val="121"/>
+  </w:num>
+  <w:num w:numId="10" w16cid:durableId="1391343225">
+    <w:abstractNumId w:val="8"/>
+  </w:num>
+  <w:num w:numId="11" w16cid:durableId="695930781">
+    <w:abstractNumId w:val="64"/>
+  </w:num>
+  <w:num w:numId="12" w16cid:durableId="1591741052">
+    <w:abstractNumId w:val="87"/>
+  </w:num>
+  <w:num w:numId="13" w16cid:durableId="1169757843">
+    <w:abstractNumId w:val="60"/>
+  </w:num>
+  <w:num w:numId="14" w16cid:durableId="1298805580">
+    <w:abstractNumId w:val="30"/>
+  </w:num>
+  <w:num w:numId="15" w16cid:durableId="1486900736">
+    <w:abstractNumId w:val="13"/>
+  </w:num>
+  <w:num w:numId="16" w16cid:durableId="1212111500">
+    <w:abstractNumId w:val="66"/>
+  </w:num>
+  <w:num w:numId="17" w16cid:durableId="1694989328">
+    <w:abstractNumId w:val="53"/>
+  </w:num>
+  <w:num w:numId="18" w16cid:durableId="1364135332">
+    <w:abstractNumId w:val="83"/>
+  </w:num>
+  <w:num w:numId="19" w16cid:durableId="97989505">
+    <w:abstractNumId w:val="17"/>
+  </w:num>
+  <w:num w:numId="20" w16cid:durableId="1626308156">
+    <w:abstractNumId w:val="72"/>
+  </w:num>
+  <w:num w:numId="21" w16cid:durableId="1814758893">
+    <w:abstractNumId w:val="96"/>
+  </w:num>
+  <w:num w:numId="22" w16cid:durableId="1978022633">
+    <w:abstractNumId w:val="22"/>
+  </w:num>
+  <w:num w:numId="23" w16cid:durableId="689451296">
+    <w:abstractNumId w:val="90"/>
+  </w:num>
+  <w:num w:numId="24" w16cid:durableId="191580628">
+    <w:abstractNumId w:val="86"/>
+  </w:num>
+  <w:num w:numId="25" w16cid:durableId="402264395">
+    <w:abstractNumId w:val="120"/>
+  </w:num>
+  <w:num w:numId="26" w16cid:durableId="1031882854">
+    <w:abstractNumId w:val="123"/>
+  </w:num>
+  <w:num w:numId="27" w16cid:durableId="833690932">
+    <w:abstractNumId w:val="74"/>
+  </w:num>
+  <w:num w:numId="28" w16cid:durableId="1239242051">
+    <w:abstractNumId w:val="23"/>
+  </w:num>
+  <w:num w:numId="29" w16cid:durableId="487669308">
+    <w:abstractNumId w:val="55"/>
+  </w:num>
+  <w:num w:numId="30" w16cid:durableId="1529755107">
+    <w:abstractNumId w:val="35"/>
+  </w:num>
+  <w:num w:numId="31" w16cid:durableId="2067411828">
+    <w:abstractNumId w:val="116"/>
+  </w:num>
+  <w:num w:numId="32" w16cid:durableId="1459949903">
+    <w:abstractNumId w:val="29"/>
+  </w:num>
+  <w:num w:numId="33" w16cid:durableId="1253080014">
+    <w:abstractNumId w:val="44"/>
+  </w:num>
+  <w:num w:numId="34" w16cid:durableId="455176968">
+    <w:abstractNumId w:val="24"/>
+  </w:num>
+  <w:num w:numId="35" w16cid:durableId="535971566">
+    <w:abstractNumId w:val="104"/>
+  </w:num>
+  <w:num w:numId="36" w16cid:durableId="614168969">
+    <w:abstractNumId w:val="69"/>
+  </w:num>
+  <w:num w:numId="37" w16cid:durableId="706181667">
+    <w:abstractNumId w:val="16"/>
+  </w:num>
+  <w:num w:numId="38" w16cid:durableId="291792226">
+    <w:abstractNumId w:val="98"/>
+  </w:num>
+  <w:num w:numId="39" w16cid:durableId="1852134896">
+    <w:abstractNumId w:val="97"/>
+  </w:num>
+  <w:num w:numId="40" w16cid:durableId="725958371">
+    <w:abstractNumId w:val="99"/>
+  </w:num>
+  <w:num w:numId="41" w16cid:durableId="1157840415">
+    <w:abstractNumId w:val="65"/>
+  </w:num>
+  <w:num w:numId="42" w16cid:durableId="2136562047">
+    <w:abstractNumId w:val="119"/>
+  </w:num>
+  <w:num w:numId="43" w16cid:durableId="929436138">
+    <w:abstractNumId w:val="71"/>
+  </w:num>
+  <w:num w:numId="44" w16cid:durableId="690760581">
+    <w:abstractNumId w:val="107"/>
+  </w:num>
+  <w:num w:numId="45" w16cid:durableId="696470392">
+    <w:abstractNumId w:val="85"/>
+  </w:num>
+  <w:num w:numId="46" w16cid:durableId="608582266">
+    <w:abstractNumId w:val="14"/>
+  </w:num>
+  <w:num w:numId="47" w16cid:durableId="1901941473">
     <w:abstractNumId w:val="11"/>
   </w:num>
-  <w:num w:numId="2" w16cid:durableId="1238203368">
-    <w:abstractNumId w:val="20"/>
+  <w:num w:numId="48" w16cid:durableId="1109197813">
+    <w:abstractNumId w:val="84"/>
   </w:num>
-  <w:num w:numId="3" w16cid:durableId="1097871951">
-    <w:abstractNumId w:val="20"/>
-  </w:num>
-  <w:num w:numId="4" w16cid:durableId="1330600369">
-    <w:abstractNumId w:val="45"/>
-  </w:num>
-  <w:num w:numId="5" w16cid:durableId="1600485067">
-    <w:abstractNumId w:val="91"/>
-  </w:num>
-  <w:num w:numId="6" w16cid:durableId="1145313092">
-    <w:abstractNumId w:val="76"/>
-  </w:num>
-  <w:num w:numId="7" w16cid:durableId="1518809637">
-    <w:abstractNumId w:val="66"/>
-  </w:num>
-  <w:num w:numId="8" w16cid:durableId="2022512992">
-    <w:abstractNumId w:val="125"/>
-  </w:num>
-  <w:num w:numId="9" w16cid:durableId="278803912">
-    <w:abstractNumId w:val="120"/>
-  </w:num>
-  <w:num w:numId="10" w16cid:durableId="1391343225">
-    <w:abstractNumId w:val="7"/>
-  </w:num>
-  <w:num w:numId="11" w16cid:durableId="695930781">
-    <w:abstractNumId w:val="63"/>
-  </w:num>
-  <w:num w:numId="12" w16cid:durableId="1591741052">
-    <w:abstractNumId w:val="86"/>
-  </w:num>
-  <w:num w:numId="13" w16cid:durableId="1169757843">
-    <w:abstractNumId w:val="59"/>
-  </w:num>
-  <w:num w:numId="14" w16cid:durableId="1298805580">
-    <w:abstractNumId w:val="29"/>
-  </w:num>
-  <w:num w:numId="15" w16cid:durableId="1486900736">
-    <w:abstractNumId w:val="12"/>
-  </w:num>
-  <w:num w:numId="16" w16cid:durableId="1212111500">
-    <w:abstractNumId w:val="65"/>
-  </w:num>
-  <w:num w:numId="17" w16cid:durableId="1694989328">
-    <w:abstractNumId w:val="52"/>
-  </w:num>
-  <w:num w:numId="18" w16cid:durableId="1364135332">
-    <w:abstractNumId w:val="82"/>
-  </w:num>
-  <w:num w:numId="19" w16cid:durableId="97989505">
-    <w:abstractNumId w:val="16"/>
-  </w:num>
-  <w:num w:numId="20" w16cid:durableId="1626308156">
-    <w:abstractNumId w:val="71"/>
-  </w:num>
-  <w:num w:numId="21" w16cid:durableId="1814758893">
-    <w:abstractNumId w:val="95"/>
-  </w:num>
-  <w:num w:numId="22" w16cid:durableId="1978022633">
-    <w:abstractNumId w:val="21"/>
-  </w:num>
-  <w:num w:numId="23" w16cid:durableId="689451296">
-    <w:abstractNumId w:val="89"/>
-  </w:num>
-  <w:num w:numId="24" w16cid:durableId="191580628">
-    <w:abstractNumId w:val="85"/>
-  </w:num>
-  <w:num w:numId="25" w16cid:durableId="402264395">
-    <w:abstractNumId w:val="119"/>
-  </w:num>
-  <w:num w:numId="26" w16cid:durableId="1031882854">
-    <w:abstractNumId w:val="122"/>
-  </w:num>
-  <w:num w:numId="27" w16cid:durableId="833690932">
-    <w:abstractNumId w:val="73"/>
-  </w:num>
-  <w:num w:numId="28" w16cid:durableId="1239242051">
-    <w:abstractNumId w:val="22"/>
-  </w:num>
-  <w:num w:numId="29" w16cid:durableId="487669308">
-    <w:abstractNumId w:val="54"/>
-  </w:num>
-  <w:num w:numId="30" w16cid:durableId="1529755107">
-    <w:abstractNumId w:val="34"/>
-  </w:num>
-  <w:num w:numId="31" w16cid:durableId="2067411828">
+  <w:num w:numId="49" w16cid:durableId="1354920661">
     <w:abstractNumId w:val="115"/>
   </w:num>
-  <w:num w:numId="32" w16cid:durableId="1459949903">
-    <w:abstractNumId w:val="28"/>
+  <w:num w:numId="50" w16cid:durableId="599215759">
+    <w:abstractNumId w:val="49"/>
   </w:num>
-  <w:num w:numId="33" w16cid:durableId="1253080014">
-    <w:abstractNumId w:val="43"/>
+  <w:num w:numId="51" w16cid:durableId="1159660934">
+    <w:abstractNumId w:val="93"/>
   </w:num>
-  <w:num w:numId="34" w16cid:durableId="455176968">
-    <w:abstractNumId w:val="23"/>
+  <w:num w:numId="52" w16cid:durableId="741637202">
+    <w:abstractNumId w:val="6"/>
   </w:num>
-  <w:num w:numId="35" w16cid:durableId="535971566">
-    <w:abstractNumId w:val="103"/>
-  </w:num>
-  <w:num w:numId="36" w16cid:durableId="614168969">
-    <w:abstractNumId w:val="68"/>
-  </w:num>
-  <w:num w:numId="37" w16cid:durableId="706181667">
-    <w:abstractNumId w:val="15"/>
-  </w:num>
-  <w:num w:numId="38" w16cid:durableId="291792226">
-    <w:abstractNumId w:val="97"/>
-  </w:num>
-  <w:num w:numId="39" w16cid:durableId="1852134896">
-    <w:abstractNumId w:val="96"/>
-  </w:num>
-  <w:num w:numId="40" w16cid:durableId="725958371">
-    <w:abstractNumId w:val="98"/>
-  </w:num>
-  <w:num w:numId="41" w16cid:durableId="1157840415">
-    <w:abstractNumId w:val="64"/>
-  </w:num>
-  <w:num w:numId="42" w16cid:durableId="2136562047">
-    <w:abstractNumId w:val="118"/>
-  </w:num>
-  <w:num w:numId="43" w16cid:durableId="929436138">
+  <w:num w:numId="53" w16cid:durableId="80639888">
     <w:abstractNumId w:val="70"/>
   </w:num>
-  <w:num w:numId="44" w16cid:durableId="690760581">
-    <w:abstractNumId w:val="106"/>
+  <w:num w:numId="54" w16cid:durableId="1330255823">
+    <w:abstractNumId w:val="39"/>
   </w:num>
-  <w:num w:numId="45" w16cid:durableId="696470392">
-    <w:abstractNumId w:val="84"/>
+  <w:num w:numId="55" w16cid:durableId="479151330">
+    <w:abstractNumId w:val="38"/>
   </w:num>
-  <w:num w:numId="46" w16cid:durableId="608582266">
-    <w:abstractNumId w:val="13"/>
-  </w:num>
-  <w:num w:numId="47" w16cid:durableId="1901941473">
+  <w:num w:numId="56" w16cid:durableId="530076785">
     <w:abstractNumId w:val="10"/>
   </w:num>
-  <w:num w:numId="48" w16cid:durableId="1109197813">
-    <w:abstractNumId w:val="83"/>
-  </w:num>
-  <w:num w:numId="49" w16cid:durableId="1354920661">
-    <w:abstractNumId w:val="114"/>
-  </w:num>
-  <w:num w:numId="50" w16cid:durableId="599215759">
-    <w:abstractNumId w:val="48"/>
-  </w:num>
-  <w:num w:numId="51" w16cid:durableId="1159660934">
-    <w:abstractNumId w:val="92"/>
-  </w:num>
-  <w:num w:numId="52" w16cid:durableId="741637202">
-    <w:abstractNumId w:val="5"/>
-  </w:num>
-  <w:num w:numId="53" w16cid:durableId="80639888">
-    <w:abstractNumId w:val="69"/>
-  </w:num>
-  <w:num w:numId="54" w16cid:durableId="1330255823">
-    <w:abstractNumId w:val="38"/>
-  </w:num>
-  <w:num w:numId="55" w16cid:durableId="479151330">
-    <w:abstractNumId w:val="37"/>
-  </w:num>
-  <w:num w:numId="56" w16cid:durableId="530076785">
-    <w:abstractNumId w:val="9"/>
-  </w:num>
   <w:num w:numId="57" w16cid:durableId="229003610">
-    <w:abstractNumId w:val="74"/>
+    <w:abstractNumId w:val="75"/>
   </w:num>
   <w:num w:numId="58" w16cid:durableId="414789612">
     <w:abstractNumId w:val="2"/>
   </w:num>
   <w:num w:numId="59" w16cid:durableId="2085494953">
-    <w:abstractNumId w:val="60"/>
+    <w:abstractNumId w:val="61"/>
   </w:num>
   <w:num w:numId="60" w16cid:durableId="1321688877">
-    <w:abstractNumId w:val="50"/>
+    <w:abstractNumId w:val="51"/>
   </w:num>
   <w:num w:numId="61" w16cid:durableId="2129352825">
     <w:abstractNumId w:val="1"/>
   </w:num>
   <w:num w:numId="62" w16cid:durableId="516504121">
-    <w:abstractNumId w:val="81"/>
+    <w:abstractNumId w:val="82"/>
   </w:num>
   <w:num w:numId="63" w16cid:durableId="450444719">
-    <w:abstractNumId w:val="88"/>
+    <w:abstractNumId w:val="89"/>
   </w:num>
   <w:num w:numId="64" w16cid:durableId="1059131184">
-    <w:abstractNumId w:val="36"/>
+    <w:abstractNumId w:val="37"/>
   </w:num>
   <w:num w:numId="65" w16cid:durableId="66615851">
-    <w:abstractNumId w:val="77"/>
+    <w:abstractNumId w:val="78"/>
   </w:num>
   <w:num w:numId="66" w16cid:durableId="1856576934">
-    <w:abstractNumId w:val="32"/>
+    <w:abstractNumId w:val="33"/>
   </w:num>
   <w:num w:numId="67" w16cid:durableId="255989850">
-    <w:abstractNumId w:val="51"/>
+    <w:abstractNumId w:val="52"/>
   </w:num>
   <w:num w:numId="68" w16cid:durableId="748118218">
-    <w:abstractNumId w:val="124"/>
+    <w:abstractNumId w:val="125"/>
   </w:num>
   <w:num w:numId="69" w16cid:durableId="2112822493">
-    <w:abstractNumId w:val="116"/>
+    <w:abstractNumId w:val="117"/>
   </w:num>
   <w:num w:numId="70" w16cid:durableId="2121996863">
-    <w:abstractNumId w:val="8"/>
+    <w:abstractNumId w:val="9"/>
   </w:num>
   <w:num w:numId="71" w16cid:durableId="133840109">
-    <w:abstractNumId w:val="18"/>
+    <w:abstractNumId w:val="19"/>
   </w:num>
   <w:num w:numId="72" w16cid:durableId="1935244040">
-    <w:abstractNumId w:val="30"/>
+    <w:abstractNumId w:val="31"/>
   </w:num>
   <w:num w:numId="73" w16cid:durableId="1601374296">
-    <w:abstractNumId w:val="39"/>
+    <w:abstractNumId w:val="40"/>
   </w:num>
   <w:num w:numId="74" w16cid:durableId="771780461">
-    <w:abstractNumId w:val="107"/>
+    <w:abstractNumId w:val="108"/>
   </w:num>
   <w:num w:numId="75" w16cid:durableId="1548880421">
+    <w:abstractNumId w:val="27"/>
+  </w:num>
+  <w:num w:numId="76" w16cid:durableId="711032301">
+    <w:abstractNumId w:val="63"/>
+  </w:num>
+  <w:num w:numId="77" w16cid:durableId="1215509971">
+    <w:abstractNumId w:val="80"/>
+  </w:num>
+  <w:num w:numId="78" w16cid:durableId="2006080404">
     <w:abstractNumId w:val="26"/>
   </w:num>
-  <w:num w:numId="76" w16cid:durableId="711032301">
-    <w:abstractNumId w:val="62"/>
-  </w:num>
-  <w:num w:numId="77" w16cid:durableId="1215509971">
-    <w:abstractNumId w:val="79"/>
-  </w:num>
-  <w:num w:numId="78" w16cid:durableId="2006080404">
-    <w:abstractNumId w:val="25"/>
-  </w:num>
   <w:num w:numId="79" w16cid:durableId="1070079632">
-    <w:abstractNumId w:val="121"/>
+    <w:abstractNumId w:val="122"/>
   </w:num>
   <w:num w:numId="80" w16cid:durableId="1307784784">
-    <w:abstractNumId w:val="33"/>
+    <w:abstractNumId w:val="34"/>
   </w:num>
   <w:num w:numId="81" w16cid:durableId="424149449">
-    <w:abstractNumId w:val="46"/>
+    <w:abstractNumId w:val="47"/>
   </w:num>
   <w:num w:numId="82" w16cid:durableId="2038657679">
-    <w:abstractNumId w:val="56"/>
+    <w:abstractNumId w:val="57"/>
   </w:num>
   <w:num w:numId="83" w16cid:durableId="1704330844">
-    <w:abstractNumId w:val="42"/>
+    <w:abstractNumId w:val="43"/>
   </w:num>
   <w:num w:numId="84" w16cid:durableId="1789157759">
-    <w:abstractNumId w:val="42"/>
+    <w:abstractNumId w:val="43"/>
     <w:lvlOverride w:ilvl="0">
       <w:startOverride w:val="1"/>
     </w:lvlOverride>
@@ -19284,7 +19597,7 @@
     </w:lvlOverride>
   </w:num>
   <w:num w:numId="85" w16cid:durableId="497307217">
-    <w:abstractNumId w:val="42"/>
+    <w:abstractNumId w:val="43"/>
     <w:lvlOverride w:ilvl="0">
       <w:startOverride w:val="1"/>
     </w:lvlOverride>
@@ -19314,139 +19627,142 @@
     </w:lvlOverride>
   </w:num>
   <w:num w:numId="86" w16cid:durableId="1178888122">
-    <w:abstractNumId w:val="72"/>
+    <w:abstractNumId w:val="73"/>
   </w:num>
   <w:num w:numId="87" w16cid:durableId="779254725">
-    <w:abstractNumId w:val="19"/>
+    <w:abstractNumId w:val="20"/>
   </w:num>
   <w:num w:numId="88" w16cid:durableId="1009600350">
-    <w:abstractNumId w:val="47"/>
+    <w:abstractNumId w:val="48"/>
   </w:num>
   <w:num w:numId="89" w16cid:durableId="1924487134">
-    <w:abstractNumId w:val="41"/>
+    <w:abstractNumId w:val="42"/>
   </w:num>
   <w:num w:numId="90" w16cid:durableId="404030692">
-    <w:abstractNumId w:val="93"/>
+    <w:abstractNumId w:val="94"/>
   </w:num>
   <w:num w:numId="91" w16cid:durableId="1343362151">
-    <w:abstractNumId w:val="31"/>
+    <w:abstractNumId w:val="32"/>
   </w:num>
   <w:num w:numId="92" w16cid:durableId="1330669042">
-    <w:abstractNumId w:val="49"/>
+    <w:abstractNumId w:val="50"/>
   </w:num>
   <w:num w:numId="93" w16cid:durableId="909656533">
-    <w:abstractNumId w:val="57"/>
+    <w:abstractNumId w:val="58"/>
   </w:num>
   <w:num w:numId="94" w16cid:durableId="1415929675">
     <w:abstractNumId w:val="4"/>
   </w:num>
   <w:num w:numId="95" w16cid:durableId="565266452">
-    <w:abstractNumId w:val="104"/>
+    <w:abstractNumId w:val="105"/>
   </w:num>
   <w:num w:numId="96" w16cid:durableId="1387097816">
-    <w:abstractNumId w:val="35"/>
+    <w:abstractNumId w:val="36"/>
   </w:num>
   <w:num w:numId="97" w16cid:durableId="782572371">
-    <w:abstractNumId w:val="110"/>
+    <w:abstractNumId w:val="111"/>
   </w:num>
   <w:num w:numId="98" w16cid:durableId="2025091651">
-    <w:abstractNumId w:val="53"/>
+    <w:abstractNumId w:val="54"/>
   </w:num>
   <w:num w:numId="99" w16cid:durableId="701174950">
-    <w:abstractNumId w:val="78"/>
+    <w:abstractNumId w:val="79"/>
   </w:num>
   <w:num w:numId="100" w16cid:durableId="1326472974">
     <w:abstractNumId w:val="3"/>
   </w:num>
   <w:num w:numId="101" w16cid:durableId="905264781">
-    <w:abstractNumId w:val="87"/>
+    <w:abstractNumId w:val="88"/>
   </w:num>
   <w:num w:numId="102" w16cid:durableId="1090277264">
-    <w:abstractNumId w:val="117"/>
+    <w:abstractNumId w:val="118"/>
   </w:num>
   <w:num w:numId="103" w16cid:durableId="1556625689">
-    <w:abstractNumId w:val="40"/>
+    <w:abstractNumId w:val="41"/>
   </w:num>
   <w:num w:numId="104" w16cid:durableId="109515098">
-    <w:abstractNumId w:val="24"/>
+    <w:abstractNumId w:val="25"/>
   </w:num>
   <w:num w:numId="105" w16cid:durableId="1939673094">
-    <w:abstractNumId w:val="101"/>
+    <w:abstractNumId w:val="102"/>
   </w:num>
   <w:num w:numId="106" w16cid:durableId="973801222">
-    <w:abstractNumId w:val="67"/>
+    <w:abstractNumId w:val="68"/>
   </w:num>
   <w:num w:numId="107" w16cid:durableId="1973632190">
     <w:abstractNumId w:val="0"/>
   </w:num>
   <w:num w:numId="108" w16cid:durableId="1667588196">
-    <w:abstractNumId w:val="27"/>
+    <w:abstractNumId w:val="28"/>
   </w:num>
   <w:num w:numId="109" w16cid:durableId="2064867737">
-    <w:abstractNumId w:val="44"/>
+    <w:abstractNumId w:val="45"/>
   </w:num>
   <w:num w:numId="110" w16cid:durableId="1446340310">
+    <w:abstractNumId w:val="110"/>
+  </w:num>
+  <w:num w:numId="111" w16cid:durableId="49765729">
+    <w:abstractNumId w:val="101"/>
+  </w:num>
+  <w:num w:numId="112" w16cid:durableId="1813015942">
+    <w:abstractNumId w:val="112"/>
+  </w:num>
+  <w:num w:numId="113" w16cid:durableId="1235163486">
+    <w:abstractNumId w:val="100"/>
+  </w:num>
+  <w:num w:numId="114" w16cid:durableId="1429429126">
+    <w:abstractNumId w:val="7"/>
+  </w:num>
+  <w:num w:numId="115" w16cid:durableId="342098170">
     <w:abstractNumId w:val="109"/>
   </w:num>
-  <w:num w:numId="111" w16cid:durableId="49765729">
-    <w:abstractNumId w:val="100"/>
-  </w:num>
-  <w:num w:numId="112" w16cid:durableId="1813015942">
-    <w:abstractNumId w:val="111"/>
-  </w:num>
-  <w:num w:numId="113" w16cid:durableId="1235163486">
-    <w:abstractNumId w:val="99"/>
-  </w:num>
-  <w:num w:numId="114" w16cid:durableId="1429429126">
-    <w:abstractNumId w:val="6"/>
-  </w:num>
-  <w:num w:numId="115" w16cid:durableId="342098170">
-    <w:abstractNumId w:val="108"/>
-  </w:num>
   <w:num w:numId="116" w16cid:durableId="667901931">
-    <w:abstractNumId w:val="126"/>
+    <w:abstractNumId w:val="127"/>
   </w:num>
   <w:num w:numId="117" w16cid:durableId="233204058">
-    <w:abstractNumId w:val="17"/>
+    <w:abstractNumId w:val="18"/>
   </w:num>
   <w:num w:numId="118" w16cid:durableId="1472673715">
-    <w:abstractNumId w:val="123"/>
+    <w:abstractNumId w:val="124"/>
   </w:num>
   <w:num w:numId="119" w16cid:durableId="1728916812">
-    <w:abstractNumId w:val="112"/>
+    <w:abstractNumId w:val="113"/>
   </w:num>
   <w:num w:numId="120" w16cid:durableId="697514196">
-    <w:abstractNumId w:val="113"/>
+    <w:abstractNumId w:val="114"/>
   </w:num>
   <w:num w:numId="121" w16cid:durableId="2025546807">
-    <w:abstractNumId w:val="80"/>
+    <w:abstractNumId w:val="81"/>
   </w:num>
   <w:num w:numId="122" w16cid:durableId="2129660976">
-    <w:abstractNumId w:val="61"/>
+    <w:abstractNumId w:val="62"/>
   </w:num>
   <w:num w:numId="123" w16cid:durableId="946040247">
-    <w:abstractNumId w:val="94"/>
+    <w:abstractNumId w:val="95"/>
   </w:num>
   <w:num w:numId="124" w16cid:durableId="152138087">
-    <w:abstractNumId w:val="14"/>
+    <w:abstractNumId w:val="15"/>
   </w:num>
   <w:num w:numId="125" w16cid:durableId="1026517918">
-    <w:abstractNumId w:val="105"/>
+    <w:abstractNumId w:val="106"/>
   </w:num>
   <w:num w:numId="126" w16cid:durableId="204148382">
-    <w:abstractNumId w:val="102"/>
+    <w:abstractNumId w:val="103"/>
   </w:num>
   <w:num w:numId="127" w16cid:durableId="1522478332">
-    <w:abstractNumId w:val="90"/>
+    <w:abstractNumId w:val="91"/>
   </w:num>
   <w:num w:numId="128" w16cid:durableId="819226175">
-    <w:abstractNumId w:val="58"/>
+    <w:abstractNumId w:val="59"/>
   </w:num>
   <w:num w:numId="129" w16cid:durableId="118190212">
-    <w:abstractNumId w:val="55"/>
+    <w:abstractNumId w:val="56"/>
   </w:num>
   <w:num w:numId="130" w16cid:durableId="628054662">
-    <w:abstractNumId w:val="75"/>
+    <w:abstractNumId w:val="76"/>
+  </w:num>
+  <w:num w:numId="131" w16cid:durableId="1519465972">
+    <w:abstractNumId w:val="5"/>
   </w:num>
 </w:numbering>
 </file>
@@ -19876,6 +20192,7 @@
         <w:numId w:val="10"/>
       </w:numPr>
       <w:spacing w:before="240"/>
+      <w:ind w:left="360"/>
       <w:outlineLvl w:val="0"/>
     </w:pPr>
     <w:rPr>
